--- a/fuentes/233104_CF01_DI.docx
+++ b/fuentes/233104_CF01_DI.docx
@@ -993,17 +993,8 @@
           <w:i/>
           <w:iCs/>
         </w:rPr>
-        <w:t xml:space="preserve">Focus </w:t>
-      </w:r>
-      <w:proofErr w:type="spellStart"/>
-      <w:r>
-        <w:rPr>
-          <w:i/>
-          <w:iCs/>
-        </w:rPr>
-        <w:t>group</w:t>
-      </w:r>
-      <w:proofErr w:type="spellEnd"/>
+        <w:t>Focus group</w:t>
+      </w:r>
       <w:r>
         <w:t xml:space="preserve"> como técnica de recopilación de información</w:t>
       </w:r>
@@ -1017,31 +1008,7 @@
         <w:t xml:space="preserve">4.3 </w:t>
       </w:r>
       <w:r>
-        <w:t xml:space="preserve">Talleres de Requisitos (JAD - </w:t>
-      </w:r>
-      <w:proofErr w:type="spellStart"/>
-      <w:r>
-        <w:t>Joint</w:t>
-      </w:r>
-      <w:proofErr w:type="spellEnd"/>
-      <w:r>
-        <w:t xml:space="preserve"> </w:t>
-      </w:r>
-      <w:proofErr w:type="spellStart"/>
-      <w:r>
-        <w:t>Application</w:t>
-      </w:r>
-      <w:proofErr w:type="spellEnd"/>
-      <w:r>
-        <w:t xml:space="preserve"> </w:t>
-      </w:r>
-      <w:proofErr w:type="spellStart"/>
-      <w:r>
-        <w:t>Development</w:t>
-      </w:r>
-      <w:proofErr w:type="spellEnd"/>
-      <w:r>
-        <w:t>)</w:t>
+        <w:t>Talleres de Requisitos (JAD - Joint Application Development)</w:t>
       </w:r>
     </w:p>
     <w:p>
@@ -2028,7 +1995,6 @@
         </w:rPr>
         <w:t xml:space="preserve">Predominan enfoques que combinan metodologías tradicionales y ágiles, junto con </w:t>
       </w:r>
-      <w:proofErr w:type="spellStart"/>
       <w:r>
         <w:rPr>
           <w:i/>
@@ -2037,7 +2003,6 @@
         </w:rPr>
         <w:t>frameworks</w:t>
       </w:r>
-      <w:proofErr w:type="spellEnd"/>
       <w:r>
         <w:rPr>
           <w:color w:val="000000"/>
@@ -2087,10 +2052,6 @@
         <w:t xml:space="preserve">Figura 1. </w:t>
       </w:r>
       <w:r>
-        <w:rPr>
-          <w:i/>
-          <w:iCs/>
-        </w:rPr>
         <w:t>Línea de tiempo de la evolución de las metodologías de desarrollo de software</w:t>
       </w:r>
     </w:p>
@@ -2231,177 +2192,77 @@
                 <w:sz w:val="18"/>
                 <w:szCs w:val="18"/>
               </w:rPr>
-              <w:t xml:space="preserve"> │</w:t>
-            </w:r>
-            <w:proofErr w:type="spellStart"/>
+              <w:t xml:space="preserve"> │Water-│      │Espiral│     │SCRUM/RUP │    │Manifiesto│    │ Híbridas │</w:t>
+            </w:r>
+          </w:p>
+          <w:p>
+            <w:pPr>
+              <w:spacing w:line="276" w:lineRule="auto"/>
+            </w:pPr>
             <w:r>
               <w:rPr>
                 <w:rFonts w:ascii="Courier New" w:eastAsia="Courier New" w:hAnsi="Courier New" w:cs="Courier New"/>
                 <w:sz w:val="18"/>
                 <w:szCs w:val="18"/>
               </w:rPr>
-              <w:t>Water</w:t>
-            </w:r>
-            <w:proofErr w:type="spellEnd"/>
+              <w:t xml:space="preserve"> │ </w:t>
+            </w:r>
+            <w:proofErr w:type="gramStart"/>
             <w:r>
               <w:rPr>
                 <w:rFonts w:ascii="Courier New" w:eastAsia="Courier New" w:hAnsi="Courier New" w:cs="Courier New"/>
                 <w:sz w:val="18"/>
                 <w:szCs w:val="18"/>
               </w:rPr>
-              <w:t>-│      │Espiral│     │SCRUM/RUP │    │Manifiesto│    │ Híbridas │</w:t>
-            </w:r>
-          </w:p>
-          <w:p>
-            <w:pPr>
-              <w:spacing w:line="276" w:lineRule="auto"/>
-            </w:pPr>
+              <w:t>fall  │</w:t>
+            </w:r>
+            <w:proofErr w:type="gramEnd"/>
             <w:r>
               <w:rPr>
                 <w:rFonts w:ascii="Courier New" w:eastAsia="Courier New" w:hAnsi="Courier New" w:cs="Courier New"/>
                 <w:sz w:val="18"/>
                 <w:szCs w:val="18"/>
               </w:rPr>
-              <w:t xml:space="preserve"> │ </w:t>
-            </w:r>
-            <w:proofErr w:type="spellStart"/>
-            <w:proofErr w:type="gramStart"/>
+              <w:t xml:space="preserve">      │Boehm │     │ Primeras │    │  Ágil    │    │SAFe/LeSS │</w:t>
+            </w:r>
+          </w:p>
+          <w:p>
+            <w:pPr>
+              <w:spacing w:line="276" w:lineRule="auto"/>
+            </w:pPr>
             <w:r>
               <w:rPr>
                 <w:rFonts w:ascii="Courier New" w:eastAsia="Courier New" w:hAnsi="Courier New" w:cs="Courier New"/>
                 <w:sz w:val="18"/>
                 <w:szCs w:val="18"/>
               </w:rPr>
-              <w:t>fall</w:t>
-            </w:r>
-            <w:proofErr w:type="spellEnd"/>
+              <w:t xml:space="preserve"> │Royce │      │      │     │ versiones│    │          │    │DevSecOps │</w:t>
+            </w:r>
+          </w:p>
+          <w:p>
+            <w:pPr>
+              <w:spacing w:line="276" w:lineRule="auto"/>
+            </w:pPr>
             <w:r>
               <w:rPr>
                 <w:rFonts w:ascii="Courier New" w:eastAsia="Courier New" w:hAnsi="Courier New" w:cs="Courier New"/>
                 <w:sz w:val="18"/>
                 <w:szCs w:val="18"/>
               </w:rPr>
-              <w:t xml:space="preserve">  │</w:t>
-            </w:r>
-            <w:proofErr w:type="gramEnd"/>
+              <w:t xml:space="preserve"> └──────┘      └──────┘     └──────────┘    └──────────┘    └──────────┘</w:t>
+            </w:r>
+          </w:p>
+          <w:p>
+            <w:pPr>
+              <w:spacing w:line="276" w:lineRule="auto"/>
+            </w:pPr>
             <w:r>
               <w:rPr>
                 <w:rFonts w:ascii="Courier New" w:eastAsia="Courier New" w:hAnsi="Courier New" w:cs="Courier New"/>
                 <w:sz w:val="18"/>
                 <w:szCs w:val="18"/>
               </w:rPr>
-              <w:t xml:space="preserve">      │Boehm │     │ Primeras │    │  Ágil    │    │</w:t>
-            </w:r>
-            <w:proofErr w:type="spellStart"/>
-            <w:r>
-              <w:rPr>
-                <w:rFonts w:ascii="Courier New" w:eastAsia="Courier New" w:hAnsi="Courier New" w:cs="Courier New"/>
-                <w:sz w:val="18"/>
-                <w:szCs w:val="18"/>
-              </w:rPr>
-              <w:t>SAFe</w:t>
-            </w:r>
-            <w:proofErr w:type="spellEnd"/>
-            <w:r>
-              <w:rPr>
-                <w:rFonts w:ascii="Courier New" w:eastAsia="Courier New" w:hAnsi="Courier New" w:cs="Courier New"/>
-                <w:sz w:val="18"/>
-                <w:szCs w:val="18"/>
-              </w:rPr>
-              <w:t>/</w:t>
-            </w:r>
-            <w:proofErr w:type="spellStart"/>
-            <w:r>
-              <w:rPr>
-                <w:rFonts w:ascii="Courier New" w:eastAsia="Courier New" w:hAnsi="Courier New" w:cs="Courier New"/>
-                <w:sz w:val="18"/>
-                <w:szCs w:val="18"/>
-              </w:rPr>
-              <w:t>LeSS</w:t>
-            </w:r>
-            <w:proofErr w:type="spellEnd"/>
-            <w:r>
-              <w:rPr>
-                <w:rFonts w:ascii="Courier New" w:eastAsia="Courier New" w:hAnsi="Courier New" w:cs="Courier New"/>
-                <w:sz w:val="18"/>
-                <w:szCs w:val="18"/>
-              </w:rPr>
-              <w:t xml:space="preserve"> │</w:t>
-            </w:r>
-          </w:p>
-          <w:p>
-            <w:pPr>
-              <w:spacing w:line="276" w:lineRule="auto"/>
-            </w:pPr>
-            <w:r>
-              <w:rPr>
-                <w:rFonts w:ascii="Courier New" w:eastAsia="Courier New" w:hAnsi="Courier New" w:cs="Courier New"/>
-                <w:sz w:val="18"/>
-                <w:szCs w:val="18"/>
-              </w:rPr>
-              <w:t xml:space="preserve"> │Royce │      │      │     │ versiones│    │          │    │</w:t>
-            </w:r>
-            <w:proofErr w:type="spellStart"/>
-            <w:r>
-              <w:rPr>
-                <w:rFonts w:ascii="Courier New" w:eastAsia="Courier New" w:hAnsi="Courier New" w:cs="Courier New"/>
-                <w:sz w:val="18"/>
-                <w:szCs w:val="18"/>
-              </w:rPr>
-              <w:t>DevSecOps</w:t>
-            </w:r>
-            <w:proofErr w:type="spellEnd"/>
-            <w:r>
-              <w:rPr>
-                <w:rFonts w:ascii="Courier New" w:eastAsia="Courier New" w:hAnsi="Courier New" w:cs="Courier New"/>
-                <w:sz w:val="18"/>
-                <w:szCs w:val="18"/>
-              </w:rPr>
-              <w:t xml:space="preserve"> │</w:t>
-            </w:r>
-          </w:p>
-          <w:p>
-            <w:pPr>
-              <w:spacing w:line="276" w:lineRule="auto"/>
-            </w:pPr>
-            <w:r>
-              <w:rPr>
-                <w:rFonts w:ascii="Courier New" w:eastAsia="Courier New" w:hAnsi="Courier New" w:cs="Courier New"/>
-                <w:sz w:val="18"/>
-                <w:szCs w:val="18"/>
-              </w:rPr>
-              <w:t xml:space="preserve"> └──────┘      └──────┘     └──────────┘    └──────────┘    └──────────┘</w:t>
-            </w:r>
-          </w:p>
-          <w:p>
-            <w:pPr>
-              <w:spacing w:line="276" w:lineRule="auto"/>
-            </w:pPr>
-            <w:r>
-              <w:rPr>
-                <w:rFonts w:ascii="Courier New" w:eastAsia="Courier New" w:hAnsi="Courier New" w:cs="Courier New"/>
-                <w:sz w:val="18"/>
-                <w:szCs w:val="18"/>
-              </w:rPr>
-              <w:t xml:space="preserve">  Secuencial   Iterativo      </w:t>
-            </w:r>
-            <w:proofErr w:type="spellStart"/>
-            <w:r>
-              <w:rPr>
-                <w:rFonts w:ascii="Courier New" w:eastAsia="Courier New" w:hAnsi="Courier New" w:cs="Courier New"/>
-                <w:sz w:val="18"/>
-                <w:szCs w:val="18"/>
-              </w:rPr>
-              <w:t>Iterativo</w:t>
-            </w:r>
-            <w:proofErr w:type="spellEnd"/>
-            <w:r>
-              <w:rPr>
-                <w:rFonts w:ascii="Courier New" w:eastAsia="Courier New" w:hAnsi="Courier New" w:cs="Courier New"/>
-                <w:sz w:val="18"/>
-                <w:szCs w:val="18"/>
-              </w:rPr>
-              <w:t xml:space="preserve">        Adaptativo     Escalable</w:t>
+              <w:t xml:space="preserve">  Secuencial   Iterativo      Iterativo        Adaptativo     Escalable</w:t>
             </w:r>
           </w:p>
           <w:p>
@@ -2863,7 +2724,6 @@
         </w:rPr>
         <w:t>odelo en cascada (</w:t>
       </w:r>
-      <w:proofErr w:type="spellStart"/>
       <w:r>
         <w:rPr>
           <w:b/>
@@ -2884,7 +2744,6 @@
         </w:rPr>
         <w:t>aterfall</w:t>
       </w:r>
-      <w:proofErr w:type="spellEnd"/>
       <w:r>
         <w:rPr>
           <w:b/>
@@ -2999,94 +2858,38 @@
           <w:bCs/>
         </w:rPr>
       </w:pPr>
-      <w:proofErr w:type="spellStart"/>
       <w:r>
         <w:rPr>
           <w:b/>
           <w:bCs/>
           <w:color w:val="000000"/>
         </w:rPr>
-        <w:t>Rational</w:t>
-      </w:r>
-      <w:proofErr w:type="spellEnd"/>
+        <w:t xml:space="preserve">Rational Unified Process </w:t>
+      </w:r>
       <w:r>
         <w:rPr>
           <w:b/>
           <w:bCs/>
           <w:color w:val="000000"/>
         </w:rPr>
-        <w:t xml:space="preserve"> </w:t>
-      </w:r>
-      <w:proofErr w:type="spellStart"/>
+        <w:t>(RUP)</w:t>
+      </w:r>
       <w:r>
         <w:rPr>
           <w:b/>
           <w:bCs/>
           <w:color w:val="000000"/>
         </w:rPr>
-        <w:t>Unified</w:t>
-      </w:r>
-      <w:proofErr w:type="spellEnd"/>
+        <w:t xml:space="preserve"> - </w:t>
+      </w:r>
       <w:r>
         <w:rPr>
           <w:b/>
           <w:bCs/>
           <w:color w:val="000000"/>
         </w:rPr>
-        <w:t xml:space="preserve"> </w:t>
-      </w:r>
-      <w:proofErr w:type="spellStart"/>
-      <w:r>
-        <w:rPr>
-          <w:b/>
-          <w:bCs/>
-          <w:color w:val="000000"/>
-        </w:rPr>
-        <w:t>Process</w:t>
-      </w:r>
-      <w:proofErr w:type="spellEnd"/>
-      <w:r>
-        <w:rPr>
-          <w:b/>
-          <w:bCs/>
-          <w:color w:val="000000"/>
-        </w:rPr>
-        <w:t xml:space="preserve"> </w:t>
-      </w:r>
-      <w:r>
-        <w:rPr>
-          <w:b/>
-          <w:bCs/>
-          <w:color w:val="000000"/>
-        </w:rPr>
-        <w:t>(RUP)</w:t>
-      </w:r>
-      <w:r>
-        <w:rPr>
-          <w:b/>
-          <w:bCs/>
-          <w:color w:val="000000"/>
-        </w:rPr>
-        <w:t xml:space="preserve"> - </w:t>
-      </w:r>
-      <w:r>
-        <w:rPr>
-          <w:b/>
-          <w:bCs/>
-          <w:color w:val="000000"/>
-        </w:rPr>
-        <w:t xml:space="preserve">Proceso Unificado de </w:t>
-      </w:r>
-      <w:proofErr w:type="spellStart"/>
-      <w:r>
-        <w:rPr>
-          <w:b/>
-          <w:bCs/>
-          <w:color w:val="000000"/>
-        </w:rPr>
-        <w:t>Rational</w:t>
-      </w:r>
-      <w:proofErr w:type="spellEnd"/>
+        <w:t>Proceso Unificado de Rational</w:t>
+      </w:r>
     </w:p>
     <w:p>
       <w:pPr>
@@ -3203,50 +3006,14 @@
           <w:sz w:val="20"/>
           <w:szCs w:val="20"/>
         </w:rPr>
-        <w:t xml:space="preserve">, ampliamente documentados durante décadas por los informes CHAOS del </w:t>
-      </w:r>
-      <w:proofErr w:type="spellStart"/>
+        <w:t>, ampliamente documentados durante décadas por los informes CHAOS del Standish Group. Su premisa central sostiene que, en contextos de alta incertidumbre y cambio constante, la capacidad de adaptación, la colaboración continua y la entrega incremental de valor resultan más efectivas que la adhesión estricta a planes definidos con información incompleta desde el inicio</w:t>
+      </w:r>
       <w:r>
         <w:rPr>
           <w:color w:val="000000"/>
           <w:sz w:val="20"/>
           <w:szCs w:val="20"/>
         </w:rPr>
-        <w:t>Standish</w:t>
-      </w:r>
-      <w:proofErr w:type="spellEnd"/>
-      <w:r>
-        <w:rPr>
-          <w:color w:val="000000"/>
-          <w:sz w:val="20"/>
-          <w:szCs w:val="20"/>
-        </w:rPr>
-        <w:t xml:space="preserve"> </w:t>
-      </w:r>
-      <w:proofErr w:type="spellStart"/>
-      <w:r>
-        <w:rPr>
-          <w:color w:val="000000"/>
-          <w:sz w:val="20"/>
-          <w:szCs w:val="20"/>
-        </w:rPr>
-        <w:t>Group</w:t>
-      </w:r>
-      <w:proofErr w:type="spellEnd"/>
-      <w:r>
-        <w:rPr>
-          <w:color w:val="000000"/>
-          <w:sz w:val="20"/>
-          <w:szCs w:val="20"/>
-        </w:rPr>
-        <w:t>. Su premisa central sostiene que, en contextos de alta incertidumbre y cambio constante, la capacidad de adaptación, la colaboración continua y la entrega incremental de valor resultan más efectivas que la adhesión estricta a planes definidos con información incompleta desde el inicio</w:t>
-      </w:r>
-      <w:r>
-        <w:rPr>
-          <w:color w:val="000000"/>
-          <w:sz w:val="20"/>
-          <w:szCs w:val="20"/>
-        </w:rPr>
         <w:t>.</w:t>
       </w:r>
     </w:p>
@@ -3266,21 +3033,7 @@
         <w:rPr>
           <w:color w:val="000000"/>
         </w:rPr>
-        <w:t xml:space="preserve">Las metodologías ágiles emergieron como respuesta directa a las limitaciones del enfoque tradicional en proyectos con requisitos volátiles o poco definidos. El Manifiesto Ágil (2001), firmado por diecisiete expertos reunidos en </w:t>
-      </w:r>
-      <w:proofErr w:type="spellStart"/>
-      <w:r>
-        <w:rPr>
-          <w:color w:val="000000"/>
-        </w:rPr>
-        <w:t>Snowbird</w:t>
-      </w:r>
-      <w:proofErr w:type="spellEnd"/>
-      <w:r>
-        <w:rPr>
-          <w:color w:val="000000"/>
-        </w:rPr>
-        <w:t xml:space="preserve">, Utah, estableció cuatro valores: individuos e interacciones sobre procesos y herramientas; </w:t>
+        <w:t xml:space="preserve">Las metodologías ágiles emergieron como respuesta directa a las limitaciones del enfoque tradicional en proyectos con requisitos volátiles o poco definidos. El Manifiesto Ágil (2001), firmado por diecisiete expertos reunidos en Snowbird, Utah, estableció cuatro valores: individuos e interacciones sobre procesos y herramientas; </w:t>
       </w:r>
       <w:r>
         <w:rPr>
@@ -3324,7 +3077,6 @@
         </w:rPr>
         <w:t xml:space="preserve"> ágil más adoptado globalmente. Organiza el trabajo en </w:t>
       </w:r>
-      <w:proofErr w:type="spellStart"/>
       <w:r>
         <w:rPr>
           <w:i/>
@@ -3333,7 +3085,6 @@
         </w:rPr>
         <w:t>sprints</w:t>
       </w:r>
-      <w:proofErr w:type="spellEnd"/>
       <w:r>
         <w:rPr>
           <w:color w:val="000000"/>
@@ -3369,42 +3120,30 @@
           <w:color w:val="000000"/>
         </w:rPr>
       </w:pPr>
-      <w:proofErr w:type="spellStart"/>
       <w:r>
         <w:rPr>
           <w:b/>
           <w:bCs/>
           <w:color w:val="000000"/>
         </w:rPr>
-        <w:t>Product</w:t>
-      </w:r>
-      <w:proofErr w:type="spellEnd"/>
+        <w:t xml:space="preserve">Product </w:t>
+      </w:r>
       <w:r>
         <w:rPr>
           <w:b/>
           <w:bCs/>
           <w:color w:val="000000"/>
         </w:rPr>
-        <w:t xml:space="preserve"> </w:t>
-      </w:r>
-      <w:proofErr w:type="spellStart"/>
+        <w:t>O</w:t>
+      </w:r>
       <w:r>
         <w:rPr>
           <w:b/>
           <w:bCs/>
           <w:color w:val="000000"/>
         </w:rPr>
-        <w:t>O</w:t>
-      </w:r>
-      <w:r>
-        <w:rPr>
-          <w:b/>
-          <w:bCs/>
-          <w:color w:val="000000"/>
-        </w:rPr>
         <w:t>wner</w:t>
       </w:r>
-      <w:proofErr w:type="spellEnd"/>
       <w:r>
         <w:rPr>
           <w:b/>
@@ -3531,42 +3270,30 @@
           <w:color w:val="000000"/>
         </w:rPr>
       </w:pPr>
-      <w:proofErr w:type="spellStart"/>
       <w:r>
         <w:rPr>
           <w:b/>
           <w:bCs/>
           <w:color w:val="000000"/>
         </w:rPr>
-        <w:t>Development</w:t>
-      </w:r>
-      <w:proofErr w:type="spellEnd"/>
+        <w:t xml:space="preserve">Development </w:t>
+      </w:r>
       <w:r>
         <w:rPr>
           <w:b/>
           <w:bCs/>
           <w:color w:val="000000"/>
         </w:rPr>
-        <w:t xml:space="preserve"> </w:t>
-      </w:r>
-      <w:proofErr w:type="spellStart"/>
+        <w:t>T</w:t>
+      </w:r>
       <w:r>
         <w:rPr>
           <w:b/>
           <w:bCs/>
           <w:color w:val="000000"/>
         </w:rPr>
-        <w:t>T</w:t>
-      </w:r>
-      <w:r>
-        <w:rPr>
-          <w:b/>
-          <w:bCs/>
-          <w:color w:val="000000"/>
-        </w:rPr>
         <w:t>eam</w:t>
       </w:r>
-      <w:proofErr w:type="spellEnd"/>
     </w:p>
     <w:p>
       <w:pPr>
@@ -3603,33 +3330,17 @@
         </w:rPr>
         <w:t xml:space="preserve">Además de lo anterior, este marco de trabajo incorpora cuatro ceremonias —Sprint </w:t>
       </w:r>
-      <w:proofErr w:type="spellStart"/>
       <w:r>
         <w:rPr>
           <w:color w:val="000000"/>
         </w:rPr>
         <w:t>Planning</w:t>
       </w:r>
-      <w:proofErr w:type="spellEnd"/>
-      <w:r>
-        <w:rPr>
-          <w:color w:val="000000"/>
-        </w:rPr>
-        <w:t xml:space="preserve">, </w:t>
-      </w:r>
-      <w:proofErr w:type="spellStart"/>
-      <w:r>
-        <w:rPr>
-          <w:color w:val="000000"/>
-        </w:rPr>
-        <w:t>Daily</w:t>
-      </w:r>
-      <w:proofErr w:type="spellEnd"/>
-      <w:r>
-        <w:rPr>
-          <w:color w:val="000000"/>
-        </w:rPr>
-        <w:t xml:space="preserve"> </w:t>
+      <w:r>
+        <w:rPr>
+          <w:color w:val="000000"/>
+        </w:rPr>
+        <w:t xml:space="preserve">, Daily </w:t>
       </w:r>
       <w:r>
         <w:rPr>
@@ -3643,19 +3354,11 @@
         </w:rPr>
         <w:t xml:space="preserve">, Sprint </w:t>
       </w:r>
-      <w:proofErr w:type="spellStart"/>
-      <w:r>
-        <w:rPr>
-          <w:color w:val="000000"/>
-        </w:rPr>
-        <w:t>Review</w:t>
-      </w:r>
-      <w:proofErr w:type="spellEnd"/>
-      <w:r>
-        <w:rPr>
-          <w:color w:val="000000"/>
-        </w:rPr>
-        <w:t xml:space="preserve"> </w:t>
+      <w:r>
+        <w:rPr>
+          <w:color w:val="000000"/>
+        </w:rPr>
+        <w:t xml:space="preserve">Review </w:t>
       </w:r>
       <w:r>
         <w:rPr>
@@ -3673,21 +3376,7 @@
         <w:rPr>
           <w:color w:val="000000"/>
         </w:rPr>
-        <w:t xml:space="preserve">— que garantizan la transparencia del proceso, la inspección continua y la adaptación permanente al cambio. De manera complementaria, Extreme </w:t>
-      </w:r>
-      <w:proofErr w:type="spellStart"/>
-      <w:r>
-        <w:rPr>
-          <w:color w:val="000000"/>
-        </w:rPr>
-        <w:t>Programming</w:t>
-      </w:r>
-      <w:proofErr w:type="spellEnd"/>
-      <w:r>
-        <w:rPr>
-          <w:color w:val="000000"/>
-        </w:rPr>
-        <w:t xml:space="preserve"> (XP) pone un énfasis particular en las buenas prácticas técnicas, tales como el desarrollo guiado por pruebas (TDD), la programación en pareja y la integración continua, con el fin de mejorar la calidad del </w:t>
+        <w:t xml:space="preserve">— que garantizan la transparencia del proceso, la inspección continua y la adaptación permanente al cambio. De manera complementaria, Extreme Programming (XP) pone un énfasis particular en las buenas prácticas técnicas, tales como el desarrollo guiado por pruebas (TDD), la programación en pareja y la integración continua, con el fin de mejorar la calidad del </w:t>
       </w:r>
       <w:r>
         <w:rPr>
@@ -4270,11 +3959,9 @@
             <w:r>
               <w:t>Entregas frecuentes (</w:t>
             </w:r>
-            <w:proofErr w:type="spellStart"/>
             <w:r>
               <w:t>sprints</w:t>
             </w:r>
-            <w:proofErr w:type="spellEnd"/>
             <w:r>
               <w:t>)</w:t>
             </w:r>
@@ -5337,21 +5024,7 @@
                               <w:rPr>
                                 <w:color w:val="000000"/>
                               </w:rPr>
-                              <w:t xml:space="preserve">Una empresa colombiana que contrata el desarrollo de un sistema de nómina para el gobierno departamental bajo contrato de precio fijo con entrega en 18 meses, es un escenario típico donde el enfoque tradicional es apropiado. Los requisitos legales de liquidación de nómina son estables y bien conocidos, el cliente no puede participar semanalmente en el proceso, y la obligación contractual de entregar documentación completa hace de </w:t>
-                            </w:r>
-                            <w:proofErr w:type="spellStart"/>
-                            <w:r>
-                              <w:rPr>
-                                <w:color w:val="000000"/>
-                              </w:rPr>
-                              <w:t>Waterfall</w:t>
-                            </w:r>
-                            <w:proofErr w:type="spellEnd"/>
-                            <w:r>
-                              <w:rPr>
-                                <w:color w:val="000000"/>
-                              </w:rPr>
-                              <w:t xml:space="preserve"> o RUP la elección natural.</w:t>
+                              <w:t>Una empresa colombiana que contrata el desarrollo de un sistema de nómina para el gobierno departamental bajo contrato de precio fijo con entrega en 18 meses, es un escenario típico donde el enfoque tradicional es apropiado. Los requisitos legales de liquidación de nómina son estables y bien conocidos, el cliente no puede participar semanalmente en el proceso, y la obligación contractual de entregar documentación completa hace de Waterfall o RUP la elección natural.</w:t>
                             </w:r>
                           </w:p>
                         </w:txbxContent>
@@ -5402,21 +5075,7 @@
                         <w:rPr>
                           <w:color w:val="000000"/>
                         </w:rPr>
-                        <w:t xml:space="preserve">Una empresa colombiana que contrata el desarrollo de un sistema de nómina para el gobierno departamental bajo contrato de precio fijo con entrega en 18 meses, es un escenario típico donde el enfoque tradicional es apropiado. Los requisitos legales de liquidación de nómina son estables y bien conocidos, el cliente no puede participar semanalmente en el proceso, y la obligación contractual de entregar documentación completa hace de </w:t>
-                      </w:r>
-                      <w:proofErr w:type="spellStart"/>
-                      <w:r>
-                        <w:rPr>
-                          <w:color w:val="000000"/>
-                        </w:rPr>
-                        <w:t>Waterfall</w:t>
-                      </w:r>
-                      <w:proofErr w:type="spellEnd"/>
-                      <w:r>
-                        <w:rPr>
-                          <w:color w:val="000000"/>
-                        </w:rPr>
-                        <w:t xml:space="preserve"> o RUP la elección natural.</w:t>
+                        <w:t>Una empresa colombiana que contrata el desarrollo de un sistema de nómina para el gobierno departamental bajo contrato de precio fijo con entrega en 18 meses, es un escenario típico donde el enfoque tradicional es apropiado. Los requisitos legales de liquidación de nómina son estables y bien conocidos, el cliente no puede participar semanalmente en el proceso, y la obligación contractual de entregar documentación completa hace de Waterfall o RUP la elección natural.</w:t>
                       </w:r>
                     </w:p>
                   </w:txbxContent>
@@ -5830,7 +5489,6 @@
         </w:rPr>
         <w:t xml:space="preserve">La aplicación de metodologías ágiles en proyectos de gran escala, con equipos numerosos y distribuidos geográficamente, demanda el uso de </w:t>
       </w:r>
-      <w:proofErr w:type="spellStart"/>
       <w:r>
         <w:rPr>
           <w:i/>
@@ -5839,40 +5497,11 @@
         </w:rPr>
         <w:t>frameworks</w:t>
       </w:r>
-      <w:proofErr w:type="spellEnd"/>
-      <w:r>
-        <w:rPr>
-          <w:color w:val="000000"/>
-        </w:rPr>
-        <w:t xml:space="preserve"> adicionales como </w:t>
-      </w:r>
-      <w:proofErr w:type="spellStart"/>
-      <w:r>
-        <w:rPr>
-          <w:color w:val="000000"/>
-        </w:rPr>
-        <w:t>SAFe</w:t>
-      </w:r>
-      <w:proofErr w:type="spellEnd"/>
-      <w:r>
-        <w:rPr>
-          <w:color w:val="000000"/>
-        </w:rPr>
-        <w:t xml:space="preserve"> o </w:t>
-      </w:r>
-      <w:proofErr w:type="spellStart"/>
-      <w:r>
-        <w:rPr>
-          <w:color w:val="000000"/>
-        </w:rPr>
-        <w:t>LeSS</w:t>
-      </w:r>
-      <w:proofErr w:type="spellEnd"/>
-      <w:r>
-        <w:rPr>
-          <w:color w:val="000000"/>
-        </w:rPr>
-        <w:t>, los cuales implican una curva de aprendizaje y costos de implementación significativos.</w:t>
+      <w:r>
+        <w:rPr>
+          <w:color w:val="000000"/>
+        </w:rPr>
+        <w:t xml:space="preserve"> adicionales como SAFe o LeSS, los cuales implican una curva de aprendizaje y costos de implementación significativos.</w:t>
       </w:r>
     </w:p>
     <w:p>
@@ -5968,25 +5597,14 @@
                                 <w:iCs/>
                                 <w:color w:val="000000"/>
                               </w:rPr>
-                              <w:t xml:space="preserve"> </w:t>
+                              <w:t xml:space="preserve"> fintech</w:t>
                             </w:r>
-                            <w:proofErr w:type="spellStart"/>
-                            <w:r>
-                              <w:rPr>
-                                <w:i/>
-                                <w:iCs/>
-                                <w:color w:val="000000"/>
-                              </w:rPr>
-                              <w:t>fintech</w:t>
-                            </w:r>
-                            <w:proofErr w:type="spellEnd"/>
                             <w:r>
                               <w:rPr>
                                 <w:color w:val="000000"/>
                               </w:rPr>
                               <w:t xml:space="preserve"> colombiana que está construyendo una aplicación móvil de pagos digitales, con requisitos que evolucionan semanalmente según el </w:t>
                             </w:r>
-                            <w:proofErr w:type="spellStart"/>
                             <w:r>
                               <w:rPr>
                                 <w:i/>
@@ -5995,26 +5613,11 @@
                               </w:rPr>
                               <w:t>feedback</w:t>
                             </w:r>
-                            <w:proofErr w:type="spellEnd"/>
                             <w:r>
                               <w:rPr>
                                 <w:color w:val="000000"/>
                               </w:rPr>
-                              <w:t xml:space="preserve"> de sus primeros usuarios y un equipo de 8 personas </w:t>
-                            </w:r>
-                            <w:proofErr w:type="spellStart"/>
-                            <w:r>
-                              <w:rPr>
-                                <w:color w:val="000000"/>
-                              </w:rPr>
-                              <w:t>co-ubicadas</w:t>
-                            </w:r>
-                            <w:proofErr w:type="spellEnd"/>
-                            <w:r>
-                              <w:rPr>
-                                <w:color w:val="000000"/>
-                              </w:rPr>
-                              <w:t xml:space="preserve">, es el escenario ideal para SCRUM. La capacidad de iterar rápidamente y ajustar la dirección del producto según el aprendizaje de cada </w:t>
+                              <w:t xml:space="preserve"> de sus primeros usuarios y un equipo de 8 personas co-ubicadas, es el escenario ideal para SCRUM. La capacidad de iterar rápidamente y ajustar la dirección del producto según el aprendizaje de cada </w:t>
                             </w:r>
                             <w:r>
                               <w:rPr>
@@ -6094,25 +5697,14 @@
                           <w:iCs/>
                           <w:color w:val="000000"/>
                         </w:rPr>
-                        <w:t xml:space="preserve"> </w:t>
+                        <w:t xml:space="preserve"> fintech</w:t>
                       </w:r>
-                      <w:proofErr w:type="spellStart"/>
-                      <w:r>
-                        <w:rPr>
-                          <w:i/>
-                          <w:iCs/>
-                          <w:color w:val="000000"/>
-                        </w:rPr>
-                        <w:t>fintech</w:t>
-                      </w:r>
-                      <w:proofErr w:type="spellEnd"/>
                       <w:r>
                         <w:rPr>
                           <w:color w:val="000000"/>
                         </w:rPr>
                         <w:t xml:space="preserve"> colombiana que está construyendo una aplicación móvil de pagos digitales, con requisitos que evolucionan semanalmente según el </w:t>
                       </w:r>
-                      <w:proofErr w:type="spellStart"/>
                       <w:r>
                         <w:rPr>
                           <w:i/>
@@ -6121,26 +5713,11 @@
                         </w:rPr>
                         <w:t>feedback</w:t>
                       </w:r>
-                      <w:proofErr w:type="spellEnd"/>
                       <w:r>
                         <w:rPr>
                           <w:color w:val="000000"/>
                         </w:rPr>
-                        <w:t xml:space="preserve"> de sus primeros usuarios y un equipo de 8 personas </w:t>
-                      </w:r>
-                      <w:proofErr w:type="spellStart"/>
-                      <w:r>
-                        <w:rPr>
-                          <w:color w:val="000000"/>
-                        </w:rPr>
-                        <w:t>co-ubicadas</w:t>
-                      </w:r>
-                      <w:proofErr w:type="spellEnd"/>
-                      <w:r>
-                        <w:rPr>
-                          <w:color w:val="000000"/>
-                        </w:rPr>
-                        <w:t xml:space="preserve">, es el escenario ideal para SCRUM. La capacidad de iterar rápidamente y ajustar la dirección del producto según el aprendizaje de cada </w:t>
+                        <w:t xml:space="preserve"> de sus primeros usuarios y un equipo de 8 personas co-ubicadas, es el escenario ideal para SCRUM. La capacidad de iterar rápidamente y ajustar la dirección del producto según el aprendizaje de cada </w:t>
                       </w:r>
                       <w:r>
                         <w:rPr>
@@ -6477,11 +6054,9 @@
             <w:pPr>
               <w:spacing w:line="276" w:lineRule="auto"/>
             </w:pPr>
-            <w:proofErr w:type="spellStart"/>
             <w:r>
               <w:t>Waterfall</w:t>
             </w:r>
-            <w:proofErr w:type="spellEnd"/>
             <w:r>
               <w:t>.</w:t>
             </w:r>
@@ -7065,7 +6640,6 @@
             <w:pPr>
               <w:spacing w:line="276" w:lineRule="auto"/>
             </w:pPr>
-            <w:proofErr w:type="spellStart"/>
             <w:r>
               <w:rPr>
                 <w:i/>
@@ -7073,7 +6647,6 @@
               </w:rPr>
               <w:t>Sprints</w:t>
             </w:r>
-            <w:proofErr w:type="spellEnd"/>
             <w:r>
               <w:t xml:space="preserve"> 1-4 sem</w:t>
             </w:r>
@@ -7644,21 +7217,8 @@
         <w:t>software</w:t>
       </w:r>
       <w:r>
-        <w:t xml:space="preserve">. Según el </w:t>
-      </w:r>
-      <w:proofErr w:type="spellStart"/>
-      <w:r>
-        <w:t>Standish</w:t>
-      </w:r>
-      <w:proofErr w:type="spellEnd"/>
-      <w:r>
-        <w:t xml:space="preserve"> </w:t>
-      </w:r>
-      <w:proofErr w:type="spellStart"/>
-      <w:r>
-        <w:t>Group</w:t>
-      </w:r>
-      <w:proofErr w:type="spellEnd"/>
+        <w:t>. Según el Standish Group</w:t>
+      </w:r>
       <w:r>
         <w:t xml:space="preserve"> (2015)</w:t>
       </w:r>
@@ -8155,7 +7715,6 @@
         </w:rPr>
         <w:t xml:space="preserve"> del negocio como para el equipo técnico. Un requisito bien expresado guía al diseñador, al programador y al </w:t>
       </w:r>
-      <w:proofErr w:type="spellStart"/>
       <w:r>
         <w:rPr>
           <w:i/>
@@ -8164,7 +7723,6 @@
         </w:rPr>
         <w:t>tester</w:t>
       </w:r>
-      <w:proofErr w:type="spellEnd"/>
       <w:r>
         <w:rPr>
           <w:color w:val="000000"/>
@@ -8612,7 +8170,6 @@
           <w:bCs/>
         </w:rPr>
       </w:pPr>
-      <w:proofErr w:type="spellStart"/>
       <w:r>
         <w:rPr>
           <w:b/>
@@ -8620,7 +8177,6 @@
         </w:rPr>
         <w:t>Priorizable</w:t>
       </w:r>
-      <w:proofErr w:type="spellEnd"/>
     </w:p>
     <w:p>
       <w:pPr>
@@ -8659,18 +8215,8 @@
           <w:iCs/>
           <w:color w:val="000000"/>
         </w:rPr>
-        <w:t xml:space="preserve">peer </w:t>
-      </w:r>
-      <w:proofErr w:type="spellStart"/>
-      <w:r>
-        <w:rPr>
-          <w:i/>
-          <w:iCs/>
-          <w:color w:val="000000"/>
-        </w:rPr>
-        <w:t>review</w:t>
-      </w:r>
-      <w:proofErr w:type="spellEnd"/>
+        <w:t>peer review</w:t>
+      </w:r>
       <w:r>
         <w:rPr>
           <w:color w:val="000000"/>
@@ -8784,10 +8330,6 @@
     <w:p>
       <w:pPr>
         <w:spacing w:before="160" w:after="60" w:line="276" w:lineRule="auto"/>
-        <w:rPr>
-          <w:i/>
-          <w:iCs/>
-        </w:rPr>
       </w:pPr>
       <w:r>
         <w:rPr>
@@ -8798,10 +8340,6 @@
         <w:t xml:space="preserve">Figura 2. </w:t>
       </w:r>
       <w:r>
-        <w:rPr>
-          <w:i/>
-          <w:iCs/>
-        </w:rPr>
         <w:t>Proceso de ingeniería de requisitos — fases, actividades e interrelaciones</w:t>
       </w:r>
     </w:p>
@@ -8909,7 +8447,6 @@
               </w:rPr>
               <w:t xml:space="preserve">│  </w:t>
             </w:r>
-            <w:proofErr w:type="spellStart"/>
             <w:r>
               <w:rPr>
                 <w:rFonts w:ascii="Courier New" w:eastAsia="Courier New" w:hAnsi="Courier New" w:cs="Courier New"/>
@@ -8918,7 +8455,6 @@
               </w:rPr>
               <w:t>Elicitar</w:t>
             </w:r>
-            <w:proofErr w:type="spellEnd"/>
             <w:proofErr w:type="gramEnd"/>
             <w:r>
               <w:rPr>
@@ -11736,7 +11272,6 @@
             <w:r>
               <w:t xml:space="preserve">% </w:t>
             </w:r>
-            <w:proofErr w:type="spellStart"/>
             <w:r>
               <w:rPr>
                 <w:i/>
@@ -11744,7 +11279,6 @@
               </w:rPr>
               <w:t>uptime</w:t>
             </w:r>
-            <w:proofErr w:type="spellEnd"/>
             <w:r>
               <w:t xml:space="preserve"> anual / SLA definido</w:t>
             </w:r>
@@ -12049,21 +11583,7 @@
         <w:rPr>
           <w:color w:val="000000" w:themeColor="text1"/>
         </w:rPr>
-        <w:t xml:space="preserve"> profundiza en las diferencias entre los dos tipos más frecuentes de requisitos. Comprender estas diferencias es fundamental para el analista, ya que determinan cómo se </w:t>
-      </w:r>
-      <w:proofErr w:type="spellStart"/>
-      <w:r>
-        <w:rPr>
-          <w:color w:val="000000" w:themeColor="text1"/>
-        </w:rPr>
-        <w:t>elicitan</w:t>
-      </w:r>
-      <w:proofErr w:type="spellEnd"/>
-      <w:r>
-        <w:rPr>
-          <w:color w:val="000000" w:themeColor="text1"/>
-        </w:rPr>
-        <w:t>, documentan, verifican y priorizan dentro del proyecto</w:t>
+        <w:t xml:space="preserve"> profundiza en las diferencias entre los dos tipos más frecuentes de requisitos. Comprender estas diferencias es fundamental para el analista, ya que determinan cómo se elicitan, documentan, verifican y priorizan dentro del proyecto</w:t>
       </w:r>
       <w:r>
         <w:rPr>
@@ -12957,7 +12477,6 @@
         </w:rPr>
         <w:t xml:space="preserve"> (del latín </w:t>
       </w:r>
-      <w:proofErr w:type="spellStart"/>
       <w:r>
         <w:rPr>
           <w:i/>
@@ -12966,7 +12485,6 @@
         </w:rPr>
         <w:t>elicere</w:t>
       </w:r>
-      <w:proofErr w:type="spellEnd"/>
       <w:r>
         <w:rPr>
           <w:color w:val="000000"/>
@@ -13649,10 +13167,6 @@
         <w:t xml:space="preserve">Figura 3. </w:t>
       </w:r>
       <w:r>
-        <w:rPr>
-          <w:i/>
-          <w:iCs/>
-        </w:rPr>
         <w:t>Fuentes de requisitos en el proceso de elicitación</w:t>
       </w:r>
     </w:p>
@@ -13880,7 +13394,6 @@
               </w:rPr>
               <w:t xml:space="preserve">│  </w:t>
             </w:r>
-            <w:proofErr w:type="spellStart"/>
             <w:r>
               <w:rPr>
                 <w:rFonts w:ascii="Courier New" w:eastAsia="Courier New" w:hAnsi="Courier New" w:cs="Courier New"/>
@@ -13889,7 +13402,6 @@
               </w:rPr>
               <w:t>Docs</w:t>
             </w:r>
-            <w:proofErr w:type="spellEnd"/>
             <w:proofErr w:type="gramEnd"/>
             <w:r>
               <w:rPr>
@@ -14016,25 +13528,33 @@
                 <w:sz w:val="18"/>
                 <w:szCs w:val="18"/>
               </w:rPr>
-              <w:t xml:space="preserve"> │   </w:t>
-            </w:r>
-            <w:proofErr w:type="spellStart"/>
+              <w:t xml:space="preserve"> │   uales│ │ · Sistema     │</w:t>
+            </w:r>
+          </w:p>
+          <w:p>
+            <w:pPr>
+              <w:spacing w:line="276" w:lineRule="auto"/>
+            </w:pPr>
             <w:r>
               <w:rPr>
                 <w:rFonts w:ascii="Courier New" w:eastAsia="Courier New" w:hAnsi="Courier New" w:cs="Courier New"/>
                 <w:sz w:val="18"/>
                 <w:szCs w:val="18"/>
               </w:rPr>
-              <w:t>uales</w:t>
-            </w:r>
-            <w:proofErr w:type="spellEnd"/>
+              <w:t xml:space="preserve">    │ · Cliente   │ │ · Formu│ │   actual      │</w:t>
+            </w:r>
+          </w:p>
+          <w:p>
+            <w:pPr>
+              <w:spacing w:line="276" w:lineRule="auto"/>
+            </w:pPr>
             <w:r>
               <w:rPr>
                 <w:rFonts w:ascii="Courier New" w:eastAsia="Courier New" w:hAnsi="Courier New" w:cs="Courier New"/>
                 <w:sz w:val="18"/>
                 <w:szCs w:val="18"/>
               </w:rPr>
-              <w:t>│ │ · Sistema     │</w:t>
+              <w:t xml:space="preserve">    │ · Regulador │ │   larios│ │ · Competencia │</w:t>
             </w:r>
           </w:p>
           <w:p>
@@ -14047,25 +13567,30 @@
                 <w:sz w:val="18"/>
                 <w:szCs w:val="18"/>
               </w:rPr>
-              <w:t xml:space="preserve">    │ · Cliente   │ │ · </w:t>
-            </w:r>
-            <w:proofErr w:type="spellStart"/>
+              <w:t xml:space="preserve">    │ · Proveedor │ │ · Leyes│ │ · </w:t>
+            </w:r>
+            <w:proofErr w:type="gramStart"/>
             <w:r>
               <w:rPr>
                 <w:rFonts w:ascii="Courier New" w:eastAsia="Courier New" w:hAnsi="Courier New" w:cs="Courier New"/>
                 <w:sz w:val="18"/>
                 <w:szCs w:val="18"/>
               </w:rPr>
-              <w:t>Formu</w:t>
-            </w:r>
-            <w:proofErr w:type="spellEnd"/>
+              <w:t>Estándares  │</w:t>
+            </w:r>
+            <w:proofErr w:type="gramEnd"/>
+          </w:p>
+          <w:p>
+            <w:pPr>
+              <w:spacing w:line="276" w:lineRule="auto"/>
+            </w:pPr>
             <w:r>
               <w:rPr>
                 <w:rFonts w:ascii="Courier New" w:eastAsia="Courier New" w:hAnsi="Courier New" w:cs="Courier New"/>
                 <w:sz w:val="18"/>
                 <w:szCs w:val="18"/>
               </w:rPr>
-              <w:t>│ │   actual      │</w:t>
+              <w:t xml:space="preserve">    └─────────────┘ └────────┘ └───────────────┘</w:t>
             </w:r>
           </w:p>
           <w:p>
@@ -14078,25 +13603,33 @@
                 <w:sz w:val="18"/>
                 <w:szCs w:val="18"/>
               </w:rPr>
-              <w:t xml:space="preserve">    │ · Regulador │ │   </w:t>
-            </w:r>
-            <w:proofErr w:type="spellStart"/>
+              <w:t xml:space="preserve">           │            │            │</w:t>
+            </w:r>
+          </w:p>
+          <w:p>
+            <w:pPr>
+              <w:spacing w:line="276" w:lineRule="auto"/>
+            </w:pPr>
             <w:r>
               <w:rPr>
                 <w:rFonts w:ascii="Courier New" w:eastAsia="Courier New" w:hAnsi="Courier New" w:cs="Courier New"/>
                 <w:sz w:val="18"/>
                 <w:szCs w:val="18"/>
               </w:rPr>
-              <w:t>larios</w:t>
-            </w:r>
-            <w:proofErr w:type="spellEnd"/>
+              <w:t xml:space="preserve">           └────────────┴────────────┘</w:t>
+            </w:r>
+          </w:p>
+          <w:p>
+            <w:pPr>
+              <w:spacing w:line="276" w:lineRule="auto"/>
+            </w:pPr>
             <w:r>
               <w:rPr>
                 <w:rFonts w:ascii="Courier New" w:eastAsia="Courier New" w:hAnsi="Courier New" w:cs="Courier New"/>
                 <w:sz w:val="18"/>
                 <w:szCs w:val="18"/>
               </w:rPr>
-              <w:t>│ │ · Competencia │</w:t>
+              <w:t xml:space="preserve">                        │</w:t>
             </w:r>
           </w:p>
           <w:p>
@@ -14109,69 +13642,54 @@
                 <w:sz w:val="18"/>
                 <w:szCs w:val="18"/>
               </w:rPr>
-              <w:t xml:space="preserve">    │ · Proveedor │ │ · Leyes│ │ · </w:t>
-            </w:r>
-            <w:proofErr w:type="gramStart"/>
+              <w:t xml:space="preserve">                 ┌──────▼──────┐</w:t>
+            </w:r>
+          </w:p>
+          <w:p>
+            <w:pPr>
+              <w:spacing w:line="276" w:lineRule="auto"/>
+            </w:pPr>
             <w:r>
               <w:rPr>
                 <w:rFonts w:ascii="Courier New" w:eastAsia="Courier New" w:hAnsi="Courier New" w:cs="Courier New"/>
                 <w:sz w:val="18"/>
                 <w:szCs w:val="18"/>
               </w:rPr>
-              <w:t>Estándares  │</w:t>
-            </w:r>
-            <w:proofErr w:type="gramEnd"/>
-          </w:p>
-          <w:p>
-            <w:pPr>
-              <w:spacing w:line="276" w:lineRule="auto"/>
-            </w:pPr>
+              <w:t xml:space="preserve">                 </w:t>
+            </w:r>
+            <w:proofErr w:type="gramStart"/>
             <w:r>
               <w:rPr>
                 <w:rFonts w:ascii="Courier New" w:eastAsia="Courier New" w:hAnsi="Courier New" w:cs="Courier New"/>
                 <w:sz w:val="18"/>
                 <w:szCs w:val="18"/>
               </w:rPr>
-              <w:t xml:space="preserve">    └─────────────┘ └────────┘ └───────────────┘</w:t>
-            </w:r>
-          </w:p>
-          <w:p>
-            <w:pPr>
-              <w:spacing w:line="276" w:lineRule="auto"/>
-            </w:pPr>
+              <w:t xml:space="preserve">│  </w:t>
+            </w:r>
             <w:r>
               <w:rPr>
                 <w:rFonts w:ascii="Courier New" w:eastAsia="Courier New" w:hAnsi="Courier New" w:cs="Courier New"/>
                 <w:sz w:val="18"/>
                 <w:szCs w:val="18"/>
               </w:rPr>
-              <w:t xml:space="preserve">           │            │            │</w:t>
-            </w:r>
-          </w:p>
-          <w:p>
-            <w:pPr>
-              <w:spacing w:line="276" w:lineRule="auto"/>
-            </w:pPr>
+              <w:t>Analista</w:t>
+            </w:r>
+            <w:proofErr w:type="gramEnd"/>
             <w:r>
               <w:rPr>
                 <w:rFonts w:ascii="Courier New" w:eastAsia="Courier New" w:hAnsi="Courier New" w:cs="Courier New"/>
                 <w:sz w:val="18"/>
                 <w:szCs w:val="18"/>
               </w:rPr>
-              <w:t xml:space="preserve">           └────────────┴────────────┘</w:t>
-            </w:r>
-          </w:p>
-          <w:p>
-            <w:pPr>
-              <w:spacing w:line="276" w:lineRule="auto"/>
-            </w:pPr>
+              <w:t xml:space="preserve">   </w:t>
+            </w:r>
             <w:r>
               <w:rPr>
                 <w:rFonts w:ascii="Courier New" w:eastAsia="Courier New" w:hAnsi="Courier New" w:cs="Courier New"/>
                 <w:sz w:val="18"/>
                 <w:szCs w:val="18"/>
               </w:rPr>
-              <w:t xml:space="preserve">                        │</w:t>
+              <w:t>│</w:t>
             </w:r>
           </w:p>
           <w:p>
@@ -14184,86 +13702,16 @@
                 <w:sz w:val="18"/>
                 <w:szCs w:val="18"/>
               </w:rPr>
-              <w:t xml:space="preserve">                 ┌──────▼──────┐</w:t>
-            </w:r>
-          </w:p>
-          <w:p>
-            <w:pPr>
-              <w:spacing w:line="276" w:lineRule="auto"/>
-            </w:pPr>
+              <w:t xml:space="preserve">                 │ (</w:t>
+            </w:r>
+            <w:proofErr w:type="gramStart"/>
             <w:r>
               <w:rPr>
                 <w:rFonts w:ascii="Courier New" w:eastAsia="Courier New" w:hAnsi="Courier New" w:cs="Courier New"/>
                 <w:sz w:val="18"/>
                 <w:szCs w:val="18"/>
               </w:rPr>
-              <w:t xml:space="preserve">                 </w:t>
-            </w:r>
-            <w:proofErr w:type="gramStart"/>
-            <w:r>
-              <w:rPr>
-                <w:rFonts w:ascii="Courier New" w:eastAsia="Courier New" w:hAnsi="Courier New" w:cs="Courier New"/>
-                <w:sz w:val="18"/>
-                <w:szCs w:val="18"/>
-              </w:rPr>
-              <w:t xml:space="preserve">│  </w:t>
-            </w:r>
-            <w:r>
-              <w:rPr>
-                <w:rFonts w:ascii="Courier New" w:eastAsia="Courier New" w:hAnsi="Courier New" w:cs="Courier New"/>
-                <w:sz w:val="18"/>
-                <w:szCs w:val="18"/>
-              </w:rPr>
-              <w:t>Analista</w:t>
-            </w:r>
-            <w:proofErr w:type="gramEnd"/>
-            <w:r>
-              <w:rPr>
-                <w:rFonts w:ascii="Courier New" w:eastAsia="Courier New" w:hAnsi="Courier New" w:cs="Courier New"/>
-                <w:sz w:val="18"/>
-                <w:szCs w:val="18"/>
-              </w:rPr>
-              <w:t xml:space="preserve">   </w:t>
-            </w:r>
-            <w:r>
-              <w:rPr>
-                <w:rFonts w:ascii="Courier New" w:eastAsia="Courier New" w:hAnsi="Courier New" w:cs="Courier New"/>
-                <w:sz w:val="18"/>
-                <w:szCs w:val="18"/>
-              </w:rPr>
-              <w:t>│</w:t>
-            </w:r>
-          </w:p>
-          <w:p>
-            <w:pPr>
-              <w:spacing w:line="276" w:lineRule="auto"/>
-            </w:pPr>
-            <w:r>
-              <w:rPr>
-                <w:rFonts w:ascii="Courier New" w:eastAsia="Courier New" w:hAnsi="Courier New" w:cs="Courier New"/>
-                <w:sz w:val="18"/>
-                <w:szCs w:val="18"/>
-              </w:rPr>
-              <w:t xml:space="preserve">                 │ (</w:t>
-            </w:r>
-            <w:proofErr w:type="spellStart"/>
-            <w:proofErr w:type="gramStart"/>
-            <w:r>
-              <w:rPr>
-                <w:rFonts w:ascii="Courier New" w:eastAsia="Courier New" w:hAnsi="Courier New" w:cs="Courier New"/>
-                <w:sz w:val="18"/>
-                <w:szCs w:val="18"/>
-              </w:rPr>
-              <w:t>elicita</w:t>
-            </w:r>
-            <w:proofErr w:type="spellEnd"/>
-            <w:r>
-              <w:rPr>
-                <w:rFonts w:ascii="Courier New" w:eastAsia="Courier New" w:hAnsi="Courier New" w:cs="Courier New"/>
-                <w:sz w:val="18"/>
-                <w:szCs w:val="18"/>
-              </w:rPr>
-              <w:t xml:space="preserve">,   </w:t>
+              <w:t xml:space="preserve">elicita,   </w:t>
             </w:r>
             <w:proofErr w:type="gramEnd"/>
             <w:r>
@@ -14791,21 +14239,7 @@
         <w:rPr>
           <w:color w:val="000000" w:themeColor="text1"/>
         </w:rPr>
-        <w:t xml:space="preserve">, ya que permiten cubrir los temas planificados mientras se exploran aspectos relevantes no anticipados. Pueden realizarse de manera presencial o virtual mediante herramientas como Zoom o Microsoft </w:t>
-      </w:r>
-      <w:proofErr w:type="spellStart"/>
-      <w:r>
-        <w:rPr>
-          <w:color w:val="000000" w:themeColor="text1"/>
-        </w:rPr>
-        <w:t>Teams</w:t>
-      </w:r>
-      <w:proofErr w:type="spellEnd"/>
-      <w:r>
-        <w:rPr>
-          <w:color w:val="000000" w:themeColor="text1"/>
-        </w:rPr>
-        <w:t>.</w:t>
+        <w:t>, ya que permiten cubrir los temas planificados mientras se exploran aspectos relevantes no anticipados. Pueden realizarse de manera presencial o virtual mediante herramientas como Zoom o Microsoft Teams.</w:t>
       </w:r>
     </w:p>
     <w:p>
@@ -14872,7 +14306,6 @@
         </w:rPr>
         <w:t>Una variante relevante es el protocolo de pensamiento en voz alta (</w:t>
       </w:r>
-      <w:proofErr w:type="spellStart"/>
       <w:r>
         <w:rPr>
           <w:i/>
@@ -14881,7 +14314,6 @@
         </w:rPr>
         <w:t>think-aloud</w:t>
       </w:r>
-      <w:proofErr w:type="spellEnd"/>
       <w:r>
         <w:rPr>
           <w:color w:val="000000" w:themeColor="text1"/>
@@ -15263,10 +14695,6 @@
         <w:t xml:space="preserve">Figura 4. </w:t>
       </w:r>
       <w:r>
-        <w:rPr>
-          <w:i/>
-          <w:iCs/>
-        </w:rPr>
         <w:t>Ciclo de diseño y aplicación de un cuestionario para levantamiento de requisitos</w:t>
       </w:r>
     </w:p>
@@ -15823,7 +15251,6 @@
         </w:rPr>
         <w:t xml:space="preserve">Focus </w:t>
       </w:r>
-      <w:proofErr w:type="spellStart"/>
       <w:r>
         <w:rPr>
           <w:i/>
@@ -15834,7 +15261,6 @@
         </w:rPr>
         <w:t>group</w:t>
       </w:r>
-      <w:proofErr w:type="spellEnd"/>
       <w:r>
         <w:rPr>
           <w:color w:val="000000"/>
@@ -15855,144 +15281,82 @@
         </w:rPr>
         <w:t xml:space="preserve">El </w:t>
       </w:r>
-      <w:proofErr w:type="spellStart"/>
       <w:r>
         <w:rPr>
           <w:i/>
           <w:iCs/>
           <w:color w:val="000000"/>
         </w:rPr>
-        <w:t>focus</w:t>
-      </w:r>
-      <w:proofErr w:type="spellEnd"/>
+        <w:t>focus group</w:t>
+      </w:r>
+      <w:r>
+        <w:rPr>
+          <w:color w:val="000000"/>
+        </w:rPr>
+        <w:t xml:space="preserve">, también conocido como grupo focal, es una técnica de investigación cualitativa que reúne a un grupo pequeño de participantes (generalmente </w:t>
+      </w:r>
+      <w:r>
+        <w:rPr>
+          <w:color w:val="000000"/>
+        </w:rPr>
+        <w:t xml:space="preserve">de </w:t>
+      </w:r>
+      <w:r>
+        <w:rPr>
+          <w:color w:val="000000"/>
+        </w:rPr>
+        <w:t xml:space="preserve">6 a 12 personas con perfil homogéneo) para discutir un tema específico bajo la guía de un moderador especializado. En el levantamiento de requisitos, el </w:t>
+      </w:r>
       <w:r>
         <w:rPr>
           <w:i/>
           <w:iCs/>
           <w:color w:val="000000"/>
         </w:rPr>
-        <w:t xml:space="preserve"> </w:t>
-      </w:r>
-      <w:proofErr w:type="spellStart"/>
+        <w:t>focus group</w:t>
+      </w:r>
+      <w:r>
+        <w:rPr>
+          <w:color w:val="000000"/>
+        </w:rPr>
+        <w:t xml:space="preserve"> permite explorar las opiniones, percepciones, necesidades y expectativas de un grupo representativo de usuarios potenciales del sistema de manera eficiente y económica.</w:t>
+      </w:r>
+    </w:p>
+    <w:p>
+      <w:pPr>
+        <w:spacing w:after="160" w:line="276" w:lineRule="auto"/>
+        <w:rPr>
+          <w:color w:val="000000"/>
+        </w:rPr>
+      </w:pPr>
+      <w:r>
+        <w:rPr>
+          <w:color w:val="000000"/>
+        </w:rPr>
+        <w:t xml:space="preserve">A diferencia de la entrevista individual, el </w:t>
+      </w:r>
       <w:r>
         <w:rPr>
           <w:i/>
           <w:iCs/>
           <w:color w:val="000000"/>
         </w:rPr>
-        <w:t>group</w:t>
-      </w:r>
-      <w:proofErr w:type="spellEnd"/>
-      <w:r>
-        <w:rPr>
-          <w:color w:val="000000"/>
-        </w:rPr>
-        <w:t xml:space="preserve">, también conocido como grupo focal, es una técnica de investigación cualitativa que reúne a un grupo pequeño de participantes (generalmente </w:t>
-      </w:r>
-      <w:r>
-        <w:rPr>
-          <w:color w:val="000000"/>
-        </w:rPr>
-        <w:t xml:space="preserve">de </w:t>
-      </w:r>
-      <w:r>
-        <w:rPr>
-          <w:color w:val="000000"/>
-        </w:rPr>
-        <w:t xml:space="preserve">6 a 12 personas con perfil homogéneo) para discutir un tema específico bajo la guía de un moderador especializado. En el levantamiento de requisitos, el </w:t>
-      </w:r>
-      <w:proofErr w:type="spellStart"/>
+        <w:t>focus group</w:t>
+      </w:r>
+      <w:r>
+        <w:rPr>
+          <w:color w:val="000000"/>
+        </w:rPr>
+        <w:t xml:space="preserve"> aprovecha la dinámica de grupo: las ideas de un participante estimulan nuevas perspectivas en los demás, generando una comprensión más rica y compleja del problema que la que se obtendría con entrevistas individuales por separado. Sin embargo, también implica riesgos como el pensamiento de grupo (</w:t>
+      </w:r>
       <w:r>
         <w:rPr>
           <w:i/>
           <w:iCs/>
           <w:color w:val="000000"/>
         </w:rPr>
-        <w:t>focus</w:t>
-      </w:r>
-      <w:proofErr w:type="spellEnd"/>
-      <w:r>
-        <w:rPr>
-          <w:i/>
-          <w:iCs/>
-          <w:color w:val="000000"/>
-        </w:rPr>
-        <w:t xml:space="preserve"> </w:t>
-      </w:r>
-      <w:proofErr w:type="spellStart"/>
-      <w:r>
-        <w:rPr>
-          <w:i/>
-          <w:iCs/>
-          <w:color w:val="000000"/>
-        </w:rPr>
-        <w:t>group</w:t>
-      </w:r>
-      <w:proofErr w:type="spellEnd"/>
-      <w:r>
-        <w:rPr>
-          <w:color w:val="000000"/>
-        </w:rPr>
-        <w:t xml:space="preserve"> permite explorar las opiniones, percepciones, necesidades y expectativas de un grupo representativo de usuarios potenciales del sistema de manera eficiente y económica.</w:t>
-      </w:r>
-    </w:p>
-    <w:p>
-      <w:pPr>
-        <w:spacing w:after="160" w:line="276" w:lineRule="auto"/>
-        <w:rPr>
-          <w:color w:val="000000"/>
-        </w:rPr>
-      </w:pPr>
-      <w:r>
-        <w:rPr>
-          <w:color w:val="000000"/>
-        </w:rPr>
-        <w:t xml:space="preserve">A diferencia de la entrevista individual, el </w:t>
-      </w:r>
-      <w:proofErr w:type="spellStart"/>
-      <w:r>
-        <w:rPr>
-          <w:i/>
-          <w:iCs/>
-          <w:color w:val="000000"/>
-        </w:rPr>
-        <w:t>focus</w:t>
-      </w:r>
-      <w:proofErr w:type="spellEnd"/>
-      <w:r>
-        <w:rPr>
-          <w:i/>
-          <w:iCs/>
-          <w:color w:val="000000"/>
-        </w:rPr>
-        <w:t xml:space="preserve"> </w:t>
-      </w:r>
-      <w:proofErr w:type="spellStart"/>
-      <w:r>
-        <w:rPr>
-          <w:i/>
-          <w:iCs/>
-          <w:color w:val="000000"/>
-        </w:rPr>
-        <w:t>group</w:t>
-      </w:r>
-      <w:proofErr w:type="spellEnd"/>
-      <w:r>
-        <w:rPr>
-          <w:color w:val="000000"/>
-        </w:rPr>
-        <w:t xml:space="preserve"> aprovecha la dinámica de grupo: las ideas de un participante estimulan nuevas perspectivas en los demás, generando una comprensión más rica y compleja del problema que la que se obtendría con entrevistas individuales por separado. Sin embargo, también implica riesgos como el pensamiento de grupo (</w:t>
-      </w:r>
-      <w:proofErr w:type="spellStart"/>
-      <w:r>
-        <w:rPr>
-          <w:i/>
-          <w:iCs/>
-          <w:color w:val="000000"/>
-        </w:rPr>
         <w:t>groupthink</w:t>
       </w:r>
-      <w:proofErr w:type="spellEnd"/>
       <w:r>
         <w:rPr>
           <w:color w:val="000000"/>
@@ -16028,34 +15392,14 @@
         </w:rPr>
         <w:t xml:space="preserve">Conociendo el contexto del </w:t>
       </w:r>
-      <w:proofErr w:type="spellStart"/>
       <w:r>
         <w:rPr>
           <w:i/>
           <w:iCs/>
           <w:lang w:val="es-ES_tradnl"/>
         </w:rPr>
-        <w:t>focus</w:t>
-      </w:r>
-      <w:proofErr w:type="spellEnd"/>
-      <w:r>
-        <w:rPr>
-          <w:i/>
-          <w:iCs/>
-          <w:lang w:val="es-ES_tradnl"/>
-        </w:rPr>
-        <w:t xml:space="preserve"> </w:t>
-      </w:r>
-      <w:proofErr w:type="spellStart"/>
-      <w:r>
-        <w:rPr>
-          <w:i/>
-          <w:iCs/>
-          <w:lang w:val="es-ES_tradnl"/>
-        </w:rPr>
-        <w:t>group</w:t>
-      </w:r>
-      <w:proofErr w:type="spellEnd"/>
+        <w:t>focus group</w:t>
+      </w:r>
       <w:r>
         <w:rPr>
           <w:lang w:val="es-ES_tradnl"/>
@@ -16263,34 +15607,14 @@
         </w:rPr>
         <w:t xml:space="preserve"> compara el </w:t>
       </w:r>
-      <w:proofErr w:type="spellStart"/>
       <w:r>
         <w:rPr>
           <w:i/>
           <w:iCs/>
           <w:color w:val="000000" w:themeColor="text1"/>
         </w:rPr>
-        <w:t>focus</w:t>
-      </w:r>
-      <w:proofErr w:type="spellEnd"/>
-      <w:r>
-        <w:rPr>
-          <w:i/>
-          <w:iCs/>
-          <w:color w:val="000000" w:themeColor="text1"/>
-        </w:rPr>
-        <w:t xml:space="preserve"> </w:t>
-      </w:r>
-      <w:proofErr w:type="spellStart"/>
-      <w:r>
-        <w:rPr>
-          <w:i/>
-          <w:iCs/>
-          <w:color w:val="000000" w:themeColor="text1"/>
-        </w:rPr>
-        <w:t>group</w:t>
-      </w:r>
-      <w:proofErr w:type="spellEnd"/>
+        <w:t>focus group</w:t>
+      </w:r>
       <w:r>
         <w:rPr>
           <w:color w:val="000000" w:themeColor="text1"/>
@@ -16330,15 +15654,7 @@
         <w:t xml:space="preserve">. </w:t>
       </w:r>
       <w:r>
-        <w:t xml:space="preserve">Focus </w:t>
-      </w:r>
-      <w:proofErr w:type="spellStart"/>
-      <w:r>
-        <w:t>group</w:t>
-      </w:r>
-      <w:proofErr w:type="spellEnd"/>
-      <w:r>
-        <w:t xml:space="preserve"> vs. entrevistas: criterios para la selección de la técnica</w:t>
+        <w:t>Focus group vs. entrevistas: criterios para la selección de la técnica</w:t>
       </w:r>
     </w:p>
     <w:tbl>
@@ -16433,7 +15749,6 @@
               </w:rPr>
               <w:t xml:space="preserve">Focus </w:t>
             </w:r>
-            <w:proofErr w:type="spellStart"/>
             <w:r>
               <w:rPr>
                 <w:b/>
@@ -16454,7 +15769,6 @@
               </w:rPr>
               <w:t>roup</w:t>
             </w:r>
-            <w:proofErr w:type="spellEnd"/>
           </w:p>
         </w:tc>
         <w:tc>
@@ -16915,7 +16229,6 @@
             <w:r>
               <w:t>Pensamiento de grupo (</w:t>
             </w:r>
-            <w:proofErr w:type="spellStart"/>
             <w:r>
               <w:rPr>
                 <w:i/>
@@ -16923,7 +16236,6 @@
               </w:rPr>
               <w:t>groupthink</w:t>
             </w:r>
-            <w:proofErr w:type="spellEnd"/>
             <w:r>
               <w:t>)</w:t>
             </w:r>
@@ -17555,15 +16867,7 @@
               <w:spacing w:line="276" w:lineRule="auto"/>
             </w:pPr>
             <w:r>
-              <w:t xml:space="preserve">Google </w:t>
-            </w:r>
-            <w:proofErr w:type="spellStart"/>
-            <w:r>
-              <w:t>Forms</w:t>
-            </w:r>
-            <w:proofErr w:type="spellEnd"/>
-            <w:r>
-              <w:t>, SurveyMonkey</w:t>
+              <w:t>Google Forms, SurveyMonkey</w:t>
             </w:r>
             <w:r>
               <w:t>.</w:t>
@@ -17681,13 +16985,8 @@
               <w:spacing w:line="276" w:lineRule="auto"/>
             </w:pPr>
             <w:r>
-              <w:t xml:space="preserve">Zoom, Microsoft </w:t>
-            </w:r>
-            <w:proofErr w:type="spellStart"/>
-            <w:r>
-              <w:t>Teams</w:t>
-            </w:r>
-            <w:proofErr w:type="spellEnd"/>
+              <w:t>Zoom, Microsoft Teams</w:t>
+            </w:r>
             <w:r>
               <w:t>.</w:t>
             </w:r>
@@ -17779,17 +17078,8 @@
                 <w:i/>
                 <w:iCs/>
               </w:rPr>
-              <w:t xml:space="preserve">Focus </w:t>
-            </w:r>
-            <w:proofErr w:type="spellStart"/>
-            <w:r>
-              <w:rPr>
-                <w:i/>
-                <w:iCs/>
-              </w:rPr>
-              <w:t>group</w:t>
-            </w:r>
-            <w:proofErr w:type="spellEnd"/>
+              <w:t>Focus group</w:t>
+            </w:r>
             <w:r>
               <w:t xml:space="preserve"> virtual</w:t>
             </w:r>
@@ -17820,21 +17110,8 @@
               <w:spacing w:line="276" w:lineRule="auto"/>
             </w:pPr>
             <w:r>
-              <w:t xml:space="preserve">Miro, </w:t>
-            </w:r>
-            <w:proofErr w:type="spellStart"/>
-            <w:r>
-              <w:t>FigJam</w:t>
-            </w:r>
-            <w:proofErr w:type="spellEnd"/>
-            <w:r>
-              <w:t xml:space="preserve">, </w:t>
-            </w:r>
-            <w:proofErr w:type="spellStart"/>
-            <w:r>
-              <w:t>Teams</w:t>
-            </w:r>
-            <w:proofErr w:type="spellEnd"/>
+              <w:t>Miro, FigJam, Teams</w:t>
+            </w:r>
             <w:r>
               <w:t>.</w:t>
             </w:r>
@@ -17950,19 +17227,9 @@
             <w:pPr>
               <w:spacing w:line="276" w:lineRule="auto"/>
             </w:pPr>
-            <w:proofErr w:type="spellStart"/>
-            <w:r>
-              <w:t>Hotjar</w:t>
-            </w:r>
-            <w:proofErr w:type="spellEnd"/>
-            <w:r>
-              <w:t xml:space="preserve">, </w:t>
-            </w:r>
-            <w:proofErr w:type="spellStart"/>
-            <w:r>
-              <w:t>FullStory</w:t>
-            </w:r>
-            <w:proofErr w:type="spellEnd"/>
+            <w:r>
+              <w:t>Hotjar, FullStory</w:t>
+            </w:r>
             <w:r>
               <w:t>.</w:t>
             </w:r>
@@ -18203,13 +17470,8 @@
             <w:pPr>
               <w:spacing w:line="276" w:lineRule="auto"/>
             </w:pPr>
-            <w:proofErr w:type="spellStart"/>
-            <w:r>
-              <w:t>Figma</w:t>
-            </w:r>
-            <w:proofErr w:type="spellEnd"/>
-            <w:r>
-              <w:t>, Balsamiq</w:t>
+            <w:r>
+              <w:t>Figma, Balsamiq</w:t>
             </w:r>
             <w:r>
               <w:t>.</w:t>
@@ -18282,31 +17544,7 @@
         <w:pStyle w:val="Ttulo1"/>
       </w:pPr>
       <w:r>
-        <w:t xml:space="preserve">4.3 Talleres de Requisitos (JAD - </w:t>
-      </w:r>
-      <w:proofErr w:type="spellStart"/>
-      <w:r>
-        <w:t>Joint</w:t>
-      </w:r>
-      <w:proofErr w:type="spellEnd"/>
-      <w:r>
-        <w:t xml:space="preserve"> </w:t>
-      </w:r>
-      <w:proofErr w:type="spellStart"/>
-      <w:r>
-        <w:t>Application</w:t>
-      </w:r>
-      <w:proofErr w:type="spellEnd"/>
-      <w:r>
-        <w:t xml:space="preserve"> </w:t>
-      </w:r>
-      <w:proofErr w:type="spellStart"/>
-      <w:r>
-        <w:t>Development</w:t>
-      </w:r>
-      <w:proofErr w:type="spellEnd"/>
-      <w:r>
-        <w:t>)</w:t>
+        <w:t>4.3 Talleres de Requisitos (JAD - Joint Application Development)</w:t>
       </w:r>
     </w:p>
     <w:p>
@@ -18314,31 +17552,7 @@
         <w:spacing w:after="240"/>
       </w:pPr>
       <w:r>
-        <w:t>Los talleres JAD (</w:t>
-      </w:r>
-      <w:proofErr w:type="spellStart"/>
-      <w:r>
-        <w:t>Joint</w:t>
-      </w:r>
-      <w:proofErr w:type="spellEnd"/>
-      <w:r>
-        <w:t xml:space="preserve"> </w:t>
-      </w:r>
-      <w:proofErr w:type="spellStart"/>
-      <w:r>
-        <w:t>Application</w:t>
-      </w:r>
-      <w:proofErr w:type="spellEnd"/>
-      <w:r>
-        <w:t xml:space="preserve"> </w:t>
-      </w:r>
-      <w:proofErr w:type="spellStart"/>
-      <w:r>
-        <w:t>Development</w:t>
-      </w:r>
-      <w:proofErr w:type="spellEnd"/>
-      <w:r>
-        <w:t xml:space="preserve">) son sesiones colaborativas estructuradas donde </w:t>
+        <w:t xml:space="preserve">Los talleres JAD (Joint Application Development) son sesiones colaborativas estructuradas donde </w:t>
       </w:r>
       <w:r>
         <w:rPr>
@@ -18454,15 +17668,7 @@
         </w:numPr>
       </w:pPr>
       <w:r>
-        <w:t xml:space="preserve">Uso de técnicas visuales y colaborativas (pizarras, </w:t>
-      </w:r>
-      <w:proofErr w:type="spellStart"/>
-      <w:r>
-        <w:t>post-its</w:t>
-      </w:r>
-      <w:proofErr w:type="spellEnd"/>
-      <w:r>
-        <w:t>, diagramas).</w:t>
+        <w:t>Uso de técnicas visuales y colaborativas (pizarras, post-its, diagramas).</w:t>
       </w:r>
     </w:p>
     <w:p>
@@ -18804,10 +18010,6 @@
         <w:t xml:space="preserve">Figura 5. </w:t>
       </w:r>
       <w:r>
-        <w:rPr>
-          <w:i/>
-          <w:iCs/>
-        </w:rPr>
         <w:t>Configuración típica de un taller JAD</w:t>
       </w:r>
     </w:p>
@@ -19250,21 +18452,8 @@
       </w:pPr>
       <w:r>
         <w:lastRenderedPageBreak/>
-        <w:t xml:space="preserve">Ejemplo 2. User </w:t>
-      </w:r>
-      <w:proofErr w:type="spellStart"/>
-      <w:r>
-        <w:t>Story</w:t>
-      </w:r>
-      <w:proofErr w:type="spellEnd"/>
-      <w:r>
-        <w:t xml:space="preserve"> </w:t>
-      </w:r>
-      <w:proofErr w:type="spellStart"/>
-      <w:r>
-        <w:t>Mapping</w:t>
-      </w:r>
-      <w:proofErr w:type="spellEnd"/>
+        <w:t>Ejemplo 2. User Story Mapping</w:t>
+      </w:r>
     </w:p>
     <w:p>
       <w:pPr>
@@ -19278,17 +18467,8 @@
           <w:i/>
           <w:iCs/>
         </w:rPr>
-        <w:t>e-</w:t>
-      </w:r>
-      <w:proofErr w:type="spellStart"/>
-      <w:r>
-        <w:rPr>
-          <w:i/>
-          <w:iCs/>
-        </w:rPr>
-        <w:t>commerce</w:t>
-      </w:r>
-      <w:proofErr w:type="spellEnd"/>
+        <w:t>e-commerce</w:t>
+      </w:r>
       <w:r>
         <w:t>:</w:t>
       </w:r>
@@ -19305,37 +18485,8 @@
         <w:t xml:space="preserve">Figura 6. </w:t>
       </w:r>
       <w:r>
-        <w:rPr>
-          <w:i/>
-          <w:iCs/>
-        </w:rPr>
-        <w:t xml:space="preserve">User </w:t>
-      </w:r>
-      <w:proofErr w:type="spellStart"/>
-      <w:r>
-        <w:rPr>
-          <w:i/>
-          <w:iCs/>
-        </w:rPr>
-        <w:t>Story</w:t>
-      </w:r>
-      <w:proofErr w:type="spellEnd"/>
-      <w:r>
-        <w:rPr>
-          <w:i/>
-          <w:iCs/>
-        </w:rPr>
-        <w:t xml:space="preserve"> </w:t>
-      </w:r>
-      <w:proofErr w:type="spellStart"/>
-      <w:r>
-        <w:rPr>
-          <w:i/>
-          <w:iCs/>
-        </w:rPr>
-        <w:t>Mapping</w:t>
-      </w:r>
-      <w:proofErr w:type="spellEnd"/>
+        <w:t>User Story Mapping</w:t>
+      </w:r>
     </w:p>
     <w:tbl>
       <w:tblPr>
@@ -19588,7 +18739,6 @@
             </w:tcMar>
           </w:tcPr>
           <w:p>
-            <w:proofErr w:type="spellStart"/>
             <w:r>
               <w:rPr>
                 <w:i/>
@@ -19596,7 +18746,6 @@
               </w:rPr>
               <w:t>Login</w:t>
             </w:r>
-            <w:proofErr w:type="spellEnd"/>
             <w:r>
               <w:t xml:space="preserve"> redes sociales</w:t>
             </w:r>
@@ -19770,7 +18919,6 @@
             <w:r>
               <w:t xml:space="preserve">Sistema de </w:t>
             </w:r>
-            <w:proofErr w:type="spellStart"/>
             <w:r>
               <w:rPr>
                 <w:i/>
@@ -19778,7 +18926,6 @@
               </w:rPr>
               <w:t>reviews</w:t>
             </w:r>
-            <w:proofErr w:type="spellEnd"/>
           </w:p>
         </w:tc>
       </w:tr>
@@ -19814,23 +18961,7 @@
                 <w:b/>
                 <w:bCs/>
               </w:rPr>
-              <w:t xml:space="preserve"> </w:t>
-            </w:r>
-            <w:proofErr w:type="spellStart"/>
-            <w:r>
-              <w:rPr>
-                <w:b/>
-                <w:bCs/>
-              </w:rPr>
-              <w:t>Release</w:t>
-            </w:r>
-            <w:proofErr w:type="spellEnd"/>
-            <w:r>
-              <w:rPr>
-                <w:b/>
-                <w:bCs/>
-              </w:rPr>
-              <w:t xml:space="preserve"> 1: MVP</w:t>
+              <w:t xml:space="preserve"> Release 1: MVP</w:t>
             </w:r>
           </w:p>
         </w:tc>
@@ -19865,23 +18996,7 @@
                 <w:b/>
                 <w:bCs/>
               </w:rPr>
-              <w:t xml:space="preserve"> </w:t>
-            </w:r>
-            <w:proofErr w:type="spellStart"/>
-            <w:r>
-              <w:rPr>
-                <w:b/>
-                <w:bCs/>
-              </w:rPr>
-              <w:t>Release</w:t>
-            </w:r>
-            <w:proofErr w:type="spellEnd"/>
-            <w:r>
-              <w:rPr>
-                <w:b/>
-                <w:bCs/>
-              </w:rPr>
-              <w:t xml:space="preserve"> 2</w:t>
+              <w:t xml:space="preserve"> Release 2</w:t>
             </w:r>
           </w:p>
         </w:tc>
@@ -19916,23 +19031,7 @@
                 <w:b/>
                 <w:bCs/>
               </w:rPr>
-              <w:t xml:space="preserve"> </w:t>
-            </w:r>
-            <w:proofErr w:type="spellStart"/>
-            <w:r>
-              <w:rPr>
-                <w:b/>
-                <w:bCs/>
-              </w:rPr>
-              <w:t>Release</w:t>
-            </w:r>
-            <w:proofErr w:type="spellEnd"/>
-            <w:r>
-              <w:rPr>
-                <w:b/>
-                <w:bCs/>
-              </w:rPr>
-              <w:t xml:space="preserve"> 3</w:t>
+              <w:t xml:space="preserve"> Release 3</w:t>
             </w:r>
           </w:p>
         </w:tc>
@@ -20000,15 +19099,7 @@
         <w:spacing w:after="240"/>
       </w:pPr>
       <w:r>
-        <w:t xml:space="preserve">Método para organizar grandes cantidades de requisitos en grupos relacionados. Los participantes escriben ideas en </w:t>
-      </w:r>
-      <w:proofErr w:type="spellStart"/>
-      <w:r>
-        <w:t>post-its</w:t>
-      </w:r>
-      <w:proofErr w:type="spellEnd"/>
-      <w:r>
-        <w:t xml:space="preserve"> y colaborativamente las agrupan:</w:t>
+        <w:t>Método para organizar grandes cantidades de requisitos en grupos relacionados. Los participantes escriben ideas en post-its y colaborativamente las agrupan:</w:t>
       </w:r>
     </w:p>
     <w:p>
@@ -20023,10 +19114,6 @@
         <w:t xml:space="preserve">Figura 7. </w:t>
       </w:r>
       <w:r>
-        <w:rPr>
-          <w:i/>
-          <w:iCs/>
-        </w:rPr>
         <w:t>Diagrama de afinidad</w:t>
       </w:r>
     </w:p>
@@ -20110,7 +19197,6 @@
               </w:rPr>
               <w:t xml:space="preserve">Reportes y </w:t>
             </w:r>
-            <w:proofErr w:type="spellStart"/>
             <w:r>
               <w:rPr>
                 <w:b/>
@@ -20122,7 +19208,6 @@
               </w:rPr>
               <w:t>analytics</w:t>
             </w:r>
-            <w:proofErr w:type="spellEnd"/>
           </w:p>
         </w:tc>
         <w:tc>
@@ -20575,10 +19660,6 @@
         <w:t xml:space="preserve">Figura 8. </w:t>
       </w:r>
       <w:r>
-        <w:rPr>
-          <w:i/>
-          <w:iCs/>
-        </w:rPr>
         <w:t>Matriz de priorización</w:t>
       </w:r>
     </w:p>
@@ -20817,7 +19898,6 @@
             <w:r>
               <w:t xml:space="preserve">Presentación mañana. Arreglar </w:t>
             </w:r>
-            <w:proofErr w:type="spellStart"/>
             <w:r>
               <w:rPr>
                 <w:i/>
@@ -20825,7 +19905,6 @@
               </w:rPr>
               <w:t>typo</w:t>
             </w:r>
-            <w:proofErr w:type="spellEnd"/>
             <w:r>
               <w:t xml:space="preserve"> en </w:t>
             </w:r>
@@ -21433,7 +20512,6 @@
             <w:r>
               <w:t xml:space="preserve">Descubre </w:t>
             </w:r>
-            <w:proofErr w:type="spellStart"/>
             <w:r>
               <w:rPr>
                 <w:i/>
@@ -21441,7 +20519,6 @@
               </w:rPr>
               <w:t>workflows</w:t>
             </w:r>
-            <w:proofErr w:type="spellEnd"/>
             <w:r>
               <w:t xml:space="preserve"> reales.</w:t>
             </w:r>
@@ -22989,17 +22066,8 @@
                 <w:i/>
                 <w:iCs/>
               </w:rPr>
-              <w:t xml:space="preserve">Focus </w:t>
-            </w:r>
-            <w:proofErr w:type="spellStart"/>
-            <w:r>
-              <w:rPr>
-                <w:i/>
-                <w:iCs/>
-              </w:rPr>
-              <w:t>group</w:t>
-            </w:r>
-            <w:proofErr w:type="spellEnd"/>
+              <w:t>Focus group</w:t>
+            </w:r>
             <w:r>
               <w:rPr>
                 <w:i/>
@@ -23592,18 +22660,8 @@
           <w:iCs/>
           <w:color w:val="000000"/>
         </w:rPr>
-        <w:t>role-</w:t>
-      </w:r>
-      <w:proofErr w:type="spellStart"/>
-      <w:r>
-        <w:rPr>
-          <w:i/>
-          <w:iCs/>
-          <w:color w:val="000000"/>
-        </w:rPr>
-        <w:t>playing</w:t>
-      </w:r>
-      <w:proofErr w:type="spellEnd"/>
+        <w:t>role-playing</w:t>
+      </w:r>
       <w:r>
         <w:rPr>
           <w:color w:val="000000"/>
@@ -25075,23 +24133,13 @@
         </w:rPr>
         <w:t xml:space="preserve">El cliente líder (también conocido como representante de usuarios o </w:t>
       </w:r>
-      <w:proofErr w:type="spellStart"/>
       <w:r>
         <w:rPr>
           <w:i/>
           <w:iCs/>
           <w:color w:val="000000"/>
         </w:rPr>
-        <w:t>power</w:t>
-      </w:r>
-      <w:proofErr w:type="spellEnd"/>
-      <w:r>
-        <w:rPr>
-          <w:i/>
-          <w:iCs/>
-          <w:color w:val="000000"/>
-        </w:rPr>
-        <w:t xml:space="preserve"> user</w:t>
+        <w:t>power user</w:t>
       </w:r>
       <w:r>
         <w:rPr>
@@ -25342,64 +24390,46 @@
         </w:rPr>
       </w:pPr>
       <w:bookmarkStart w:id="48" w:name="_Toc227512636"/>
-      <w:proofErr w:type="spellStart"/>
       <w:r>
         <w:rPr>
           <w:b/>
           <w:bCs/>
         </w:rPr>
-        <w:t>Product</w:t>
-      </w:r>
-      <w:proofErr w:type="spellEnd"/>
+        <w:t xml:space="preserve">Product </w:t>
+      </w:r>
       <w:r>
         <w:rPr>
           <w:b/>
           <w:bCs/>
         </w:rPr>
-        <w:t xml:space="preserve"> </w:t>
-      </w:r>
-      <w:proofErr w:type="spellStart"/>
+        <w:t>O</w:t>
+      </w:r>
       <w:r>
         <w:rPr>
           <w:b/>
           <w:bCs/>
         </w:rPr>
-        <w:t>O</w:t>
+        <w:t xml:space="preserve">wner </w:t>
       </w:r>
       <w:r>
         <w:rPr>
           <w:b/>
           <w:bCs/>
         </w:rPr>
-        <w:t>wner</w:t>
-      </w:r>
-      <w:proofErr w:type="spellEnd"/>
+        <w:t>(</w:t>
+      </w:r>
       <w:r>
         <w:rPr>
           <w:b/>
           <w:bCs/>
         </w:rPr>
-        <w:t xml:space="preserve"> </w:t>
+        <w:t xml:space="preserve">dueño </w:t>
       </w:r>
       <w:r>
         <w:rPr>
           <w:b/>
           <w:bCs/>
         </w:rPr>
-        <w:t>(</w:t>
-      </w:r>
-      <w:r>
-        <w:rPr>
-          <w:b/>
-          <w:bCs/>
-        </w:rPr>
-        <w:t xml:space="preserve">dueño </w:t>
-      </w:r>
-      <w:r>
-        <w:rPr>
-          <w:b/>
-          <w:bCs/>
-        </w:rPr>
         <w:t>del producto)</w:t>
       </w:r>
       <w:bookmarkEnd w:id="48"/>
@@ -25420,37 +24450,8 @@
         <w:rPr>
           <w:color w:val="000000"/>
         </w:rPr>
-        <w:t xml:space="preserve">El </w:t>
-      </w:r>
-      <w:proofErr w:type="spellStart"/>
-      <w:r>
-        <w:rPr>
-          <w:color w:val="000000"/>
-        </w:rPr>
-        <w:t>Product</w:t>
-      </w:r>
-      <w:proofErr w:type="spellEnd"/>
-      <w:r>
-        <w:rPr>
-          <w:color w:val="000000"/>
-        </w:rPr>
-        <w:t xml:space="preserve"> </w:t>
-      </w:r>
-      <w:proofErr w:type="spellStart"/>
-      <w:r>
-        <w:rPr>
-          <w:color w:val="000000"/>
-        </w:rPr>
-        <w:t>Owner</w:t>
-      </w:r>
-      <w:proofErr w:type="spellEnd"/>
-      <w:r>
-        <w:rPr>
-          <w:color w:val="000000"/>
-        </w:rPr>
-        <w:t xml:space="preserve"> (PO) es un rol propio de los </w:t>
-      </w:r>
-      <w:proofErr w:type="spellStart"/>
+        <w:t xml:space="preserve">El Product Owner (PO) es un rol propio de los </w:t>
+      </w:r>
       <w:r>
         <w:rPr>
           <w:i/>
@@ -25459,74 +24460,39 @@
         </w:rPr>
         <w:t>frameworks</w:t>
       </w:r>
-      <w:proofErr w:type="spellEnd"/>
       <w:r>
         <w:rPr>
           <w:color w:val="000000"/>
         </w:rPr>
         <w:t xml:space="preserve"> ágiles, especialmente de SCRUM. Es el responsable de maximizar el valor del producto y de gestionar el </w:t>
       </w:r>
-      <w:proofErr w:type="spellStart"/>
       <w:r>
         <w:rPr>
           <w:i/>
           <w:iCs/>
           <w:color w:val="000000"/>
         </w:rPr>
-        <w:t>product</w:t>
-      </w:r>
-      <w:proofErr w:type="spellEnd"/>
+        <w:t>product backlog</w:t>
+      </w:r>
+      <w:r>
+        <w:rPr>
+          <w:color w:val="000000"/>
+        </w:rPr>
+        <w:t xml:space="preserve"> </w:t>
+      </w:r>
+      <w:r>
+        <w:rPr>
+          <w:color w:val="000000"/>
+        </w:rPr>
+        <w:t xml:space="preserve">(lista priorizada de requisitos). Actúa como el representante del negocio dentro del equipo de desarrollo, tomando decisiones sobre qué funcionalidades se construirán, en qué orden y con qué criterios de aceptación. Es el único que puede agregar, modificar o repriorizar ítems del </w:t>
+      </w:r>
       <w:r>
         <w:rPr>
           <w:i/>
           <w:iCs/>
           <w:color w:val="000000"/>
         </w:rPr>
-        <w:t xml:space="preserve"> backlog</w:t>
-      </w:r>
-      <w:r>
-        <w:rPr>
-          <w:color w:val="000000"/>
-        </w:rPr>
-        <w:t xml:space="preserve"> </w:t>
-      </w:r>
-      <w:r>
-        <w:rPr>
-          <w:color w:val="000000"/>
-        </w:rPr>
-        <w:t xml:space="preserve">(lista priorizada de requisitos). Actúa como el representante del negocio dentro del equipo de desarrollo, tomando decisiones sobre qué funcionalidades se construirán, en qué orden y con qué criterios de aceptación. Es el único que puede agregar, modificar o </w:t>
-      </w:r>
-      <w:proofErr w:type="spellStart"/>
-      <w:r>
-        <w:rPr>
-          <w:color w:val="000000"/>
-        </w:rPr>
-        <w:t>repriorizar</w:t>
-      </w:r>
-      <w:proofErr w:type="spellEnd"/>
-      <w:r>
-        <w:rPr>
-          <w:color w:val="000000"/>
-        </w:rPr>
-        <w:t xml:space="preserve"> ítems del </w:t>
-      </w:r>
-      <w:proofErr w:type="spellStart"/>
-      <w:r>
-        <w:rPr>
-          <w:i/>
-          <w:iCs/>
-          <w:color w:val="000000"/>
-        </w:rPr>
-        <w:t>product</w:t>
-      </w:r>
-      <w:proofErr w:type="spellEnd"/>
-      <w:r>
-        <w:rPr>
-          <w:i/>
-          <w:iCs/>
-          <w:color w:val="000000"/>
-        </w:rPr>
-        <w:t xml:space="preserve"> backlog</w:t>
+        <w:t>product backlog</w:t>
       </w:r>
       <w:r>
         <w:rPr>
@@ -25585,7 +24551,6 @@
         </w:rPr>
         <w:t xml:space="preserve">Definición de ítems del </w:t>
       </w:r>
-      <w:proofErr w:type="spellStart"/>
       <w:r>
         <w:rPr>
           <w:b/>
@@ -25594,18 +24559,7 @@
           <w:iCs/>
           <w:color w:val="000000"/>
         </w:rPr>
-        <w:t>product</w:t>
-      </w:r>
-      <w:proofErr w:type="spellEnd"/>
-      <w:r>
-        <w:rPr>
-          <w:b/>
-          <w:bCs/>
-          <w:i/>
-          <w:iCs/>
-          <w:color w:val="000000"/>
-        </w:rPr>
-        <w:t xml:space="preserve"> backlog</w:t>
+        <w:t>product backlog</w:t>
       </w:r>
     </w:p>
     <w:p>
@@ -25623,54 +24577,34 @@
         </w:rPr>
         <w:t xml:space="preserve">Establece claramente los ítems del </w:t>
       </w:r>
-      <w:proofErr w:type="spellStart"/>
       <w:r>
         <w:rPr>
           <w:i/>
           <w:iCs/>
           <w:color w:val="000000"/>
         </w:rPr>
-        <w:t>product</w:t>
-      </w:r>
-      <w:proofErr w:type="spellEnd"/>
+        <w:t>product backlog</w:t>
+      </w:r>
+      <w:r>
+        <w:rPr>
+          <w:color w:val="000000"/>
+        </w:rPr>
+        <w:t xml:space="preserve"> </w:t>
+      </w:r>
+      <w:r>
+        <w:rPr>
+          <w:color w:val="000000"/>
+        </w:rPr>
+        <w:t xml:space="preserve">mediante </w:t>
+      </w:r>
       <w:r>
         <w:rPr>
           <w:i/>
           <w:iCs/>
           <w:color w:val="000000"/>
         </w:rPr>
-        <w:t xml:space="preserve"> backlog</w:t>
-      </w:r>
-      <w:r>
-        <w:rPr>
-          <w:color w:val="000000"/>
-        </w:rPr>
-        <w:t xml:space="preserve"> </w:t>
-      </w:r>
-      <w:r>
-        <w:rPr>
-          <w:color w:val="000000"/>
-        </w:rPr>
-        <w:t xml:space="preserve">mediante </w:t>
-      </w:r>
-      <w:r>
-        <w:rPr>
-          <w:i/>
-          <w:iCs/>
-          <w:color w:val="000000"/>
-        </w:rPr>
-        <w:t xml:space="preserve">user </w:t>
-      </w:r>
-      <w:proofErr w:type="spellStart"/>
-      <w:r>
-        <w:rPr>
-          <w:i/>
-          <w:iCs/>
-          <w:color w:val="000000"/>
-        </w:rPr>
-        <w:t>stories</w:t>
-      </w:r>
-      <w:proofErr w:type="spellEnd"/>
+        <w:t>user stories</w:t>
+      </w:r>
       <w:r>
         <w:rPr>
           <w:color w:val="000000"/>
@@ -25786,7 +24720,6 @@
         </w:rPr>
         <w:t xml:space="preserve">A diferencia del cliente líder, el PO tiene plena autoridad para tomar decisiones sobre el producto sin consultar a la dirección en cada caso. Esta autoridad es indispensable para que el equipo ágil pueda planificar y ejecutar </w:t>
       </w:r>
-      <w:proofErr w:type="spellStart"/>
       <w:r>
         <w:rPr>
           <w:i/>
@@ -25795,7 +24728,6 @@
         </w:rPr>
         <w:t>sprints</w:t>
       </w:r>
-      <w:proofErr w:type="spellEnd"/>
       <w:r>
         <w:rPr>
           <w:color w:val="000000"/>
@@ -26417,19 +25349,9 @@
             <w:pPr>
               <w:spacing w:line="276" w:lineRule="auto"/>
             </w:pPr>
-            <w:proofErr w:type="spellStart"/>
-            <w:r>
-              <w:t>Product</w:t>
-            </w:r>
-            <w:proofErr w:type="spellEnd"/>
-            <w:r>
-              <w:t xml:space="preserve"> </w:t>
-            </w:r>
-            <w:proofErr w:type="spellStart"/>
-            <w:r>
-              <w:t>Owner</w:t>
-            </w:r>
-            <w:proofErr w:type="spellEnd"/>
+            <w:r>
+              <w:t>Product Owner</w:t>
+            </w:r>
             <w:r>
               <w:t>.</w:t>
             </w:r>
@@ -26488,21 +25410,12 @@
             <w:r>
               <w:t xml:space="preserve">Gestionar y priorizar </w:t>
             </w:r>
-            <w:proofErr w:type="spellStart"/>
             <w:r>
               <w:rPr>
                 <w:i/>
                 <w:iCs/>
               </w:rPr>
-              <w:t>product</w:t>
-            </w:r>
-            <w:proofErr w:type="spellEnd"/>
-            <w:r>
-              <w:rPr>
-                <w:i/>
-                <w:iCs/>
-              </w:rPr>
-              <w:t xml:space="preserve"> backlog</w:t>
+              <w:t>product backlog</w:t>
             </w:r>
             <w:r>
               <w:t>.</w:t>
@@ -26800,13 +25713,8 @@
             <w:pPr>
               <w:spacing w:line="276" w:lineRule="auto"/>
             </w:pPr>
-            <w:proofErr w:type="spellStart"/>
-            <w:r>
-              <w:t>Elicitar</w:t>
-            </w:r>
-            <w:proofErr w:type="spellEnd"/>
-            <w:r>
-              <w:t>, documentar y gestionar</w:t>
+            <w:r>
+              <w:t>Elicitar, documentar y gestionar</w:t>
             </w:r>
             <w:r>
               <w:t>.</w:t>
@@ -27099,10 +26007,6 @@
         <w:t xml:space="preserve">. </w:t>
       </w:r>
       <w:r>
-        <w:rPr>
-          <w:i/>
-          <w:iCs/>
-        </w:rPr>
         <w:t>Matriz RACI para las actividades de levantamiento de requisitos</w:t>
       </w:r>
     </w:p>
@@ -27243,7 +26147,6 @@
               </w:rPr>
               <w:t xml:space="preserve">                          │ Analista │ </w:t>
             </w:r>
-            <w:proofErr w:type="spellStart"/>
             <w:proofErr w:type="gramStart"/>
             <w:r>
               <w:rPr>
@@ -27253,7 +26156,6 @@
               </w:rPr>
               <w:t>Cl.Líder</w:t>
             </w:r>
-            <w:proofErr w:type="spellEnd"/>
             <w:proofErr w:type="gramEnd"/>
             <w:r>
               <w:rPr>
@@ -27261,43 +26163,59 @@
                 <w:sz w:val="18"/>
                 <w:szCs w:val="18"/>
               </w:rPr>
-              <w:t xml:space="preserve"> │ </w:t>
-            </w:r>
-            <w:proofErr w:type="spellStart"/>
+              <w:t xml:space="preserve"> │ P.Owner │ Dev Team │ Ejecutivo</w:t>
+            </w:r>
+          </w:p>
+          <w:p>
+            <w:pPr>
+              <w:spacing w:line="276" w:lineRule="auto"/>
+            </w:pPr>
             <w:r>
               <w:rPr>
                 <w:rFonts w:ascii="Courier New" w:eastAsia="Courier New" w:hAnsi="Courier New" w:cs="Courier New"/>
                 <w:sz w:val="18"/>
                 <w:szCs w:val="18"/>
               </w:rPr>
-              <w:t>P.Owner</w:t>
-            </w:r>
-            <w:proofErr w:type="spellEnd"/>
+              <w:t>──────────────────────────┼──────────┼──────────┼─────────┼──────────┼──────────</w:t>
+            </w:r>
+          </w:p>
+          <w:p>
+            <w:pPr>
+              <w:spacing w:line="276" w:lineRule="auto"/>
+            </w:pPr>
             <w:r>
               <w:rPr>
                 <w:rFonts w:ascii="Courier New" w:eastAsia="Courier New" w:hAnsi="Courier New" w:cs="Courier New"/>
                 <w:sz w:val="18"/>
                 <w:szCs w:val="18"/>
               </w:rPr>
-              <w:t xml:space="preserve"> │ Dev </w:t>
-            </w:r>
-            <w:proofErr w:type="spellStart"/>
+              <w:t xml:space="preserve"> Planificar elicitación   │    R     │    C     │    C    │    I     │    A     </w:t>
+            </w:r>
+          </w:p>
+          <w:p>
+            <w:pPr>
+              <w:spacing w:line="276" w:lineRule="auto"/>
+            </w:pPr>
             <w:r>
               <w:rPr>
                 <w:rFonts w:ascii="Courier New" w:eastAsia="Courier New" w:hAnsi="Courier New" w:cs="Courier New"/>
                 <w:sz w:val="18"/>
                 <w:szCs w:val="18"/>
               </w:rPr>
-              <w:t>Team</w:t>
-            </w:r>
-            <w:proofErr w:type="spellEnd"/>
+              <w:t xml:space="preserve"> Realizar entrevistas     │    R     │    A     │    C    │    I     │    I     </w:t>
+            </w:r>
+          </w:p>
+          <w:p>
+            <w:pPr>
+              <w:spacing w:line="276" w:lineRule="auto"/>
+            </w:pPr>
             <w:r>
               <w:rPr>
                 <w:rFonts w:ascii="Courier New" w:eastAsia="Courier New" w:hAnsi="Courier New" w:cs="Courier New"/>
                 <w:sz w:val="18"/>
                 <w:szCs w:val="18"/>
               </w:rPr>
-              <w:t xml:space="preserve"> │ Ejecutivo</w:t>
+              <w:t xml:space="preserve"> Documentar requisitos    │    R     │    C     │    A    │    C     │    I     </w:t>
             </w:r>
           </w:p>
           <w:p>
@@ -27310,7 +26228,7 @@
                 <w:sz w:val="18"/>
                 <w:szCs w:val="18"/>
               </w:rPr>
-              <w:t>──────────────────────────┼──────────┼──────────┼─────────┼──────────┼──────────</w:t>
+              <w:t xml:space="preserve"> Validar y aprobar SRS    │    C     │    A     │    A    │    C     │    I     </w:t>
             </w:r>
           </w:p>
           <w:p>
@@ -27323,33 +26241,25 @@
                 <w:sz w:val="18"/>
                 <w:szCs w:val="18"/>
               </w:rPr>
-              <w:t xml:space="preserve"> Planificar elicitación   │    R     │    C     │    C    │    I     │    A     </w:t>
-            </w:r>
-          </w:p>
-          <w:p>
-            <w:pPr>
-              <w:spacing w:line="276" w:lineRule="auto"/>
-            </w:pPr>
+              <w:t xml:space="preserve"> Priorizar backlog        │    C     │    C     │    R/</w:t>
+            </w:r>
+            <w:proofErr w:type="gramStart"/>
             <w:r>
               <w:rPr>
                 <w:rFonts w:ascii="Courier New" w:eastAsia="Courier New" w:hAnsi="Courier New" w:cs="Courier New"/>
                 <w:sz w:val="18"/>
                 <w:szCs w:val="18"/>
               </w:rPr>
-              <w:t xml:space="preserve"> Realizar entrevistas     │    R     │    A     │    C    │    I     │    I     </w:t>
-            </w:r>
-          </w:p>
-          <w:p>
-            <w:pPr>
-              <w:spacing w:line="276" w:lineRule="auto"/>
-            </w:pPr>
+              <w:t>A  │</w:t>
+            </w:r>
+            <w:proofErr w:type="gramEnd"/>
             <w:r>
               <w:rPr>
                 <w:rFonts w:ascii="Courier New" w:eastAsia="Courier New" w:hAnsi="Courier New" w:cs="Courier New"/>
                 <w:sz w:val="18"/>
                 <w:szCs w:val="18"/>
               </w:rPr>
-              <w:t xml:space="preserve"> Documentar requisitos    │    R     │    C     │    A    │    C     │    I     </w:t>
+              <w:t xml:space="preserve">    C     │    I     </w:t>
             </w:r>
           </w:p>
           <w:p>
@@ -27362,7 +26272,7 @@
                 <w:sz w:val="18"/>
                 <w:szCs w:val="18"/>
               </w:rPr>
-              <w:t xml:space="preserve"> Validar y aprobar SRS    │    C     │    A     │    A    │    C     │    I     </w:t>
+              <w:t xml:space="preserve"> Gestionar cambios        │    R     │    C     │    A    │    C     │    I     </w:t>
             </w:r>
           </w:p>
           <w:p>
@@ -27375,25 +26285,33 @@
                 <w:sz w:val="18"/>
                 <w:szCs w:val="18"/>
               </w:rPr>
-              <w:t xml:space="preserve"> Priorizar backlog        │    C     │    C     │    R/</w:t>
-            </w:r>
-            <w:proofErr w:type="gramStart"/>
+              <w:t>─────────────────────────────────────────────────────────────────────────</w:t>
+            </w:r>
+          </w:p>
+          <w:p>
+            <w:pPr>
+              <w:spacing w:line="276" w:lineRule="auto"/>
+            </w:pPr>
             <w:r>
               <w:rPr>
                 <w:rFonts w:ascii="Courier New" w:eastAsia="Courier New" w:hAnsi="Courier New" w:cs="Courier New"/>
                 <w:sz w:val="18"/>
                 <w:szCs w:val="18"/>
               </w:rPr>
-              <w:t>A  │</w:t>
-            </w:r>
-            <w:proofErr w:type="gramEnd"/>
+              <w:t xml:space="preserve">  R = ejecuta la actividad          A = aprueba el resultado</w:t>
+            </w:r>
+          </w:p>
+          <w:p>
+            <w:pPr>
+              <w:spacing w:line="276" w:lineRule="auto"/>
+            </w:pPr>
             <w:r>
               <w:rPr>
                 <w:rFonts w:ascii="Courier New" w:eastAsia="Courier New" w:hAnsi="Courier New" w:cs="Courier New"/>
                 <w:sz w:val="18"/>
                 <w:szCs w:val="18"/>
               </w:rPr>
-              <w:t xml:space="preserve">    C     │    I     </w:t>
+              <w:t xml:space="preserve">  C = aporta información/criterio   I = recibe notificación del resultado</w:t>
             </w:r>
           </w:p>
           <w:p>
@@ -27406,58 +26324,6 @@
                 <w:sz w:val="18"/>
                 <w:szCs w:val="18"/>
               </w:rPr>
-              <w:t xml:space="preserve"> Gestionar cambios        │    R     │    C     │    A    │    C     │    I     </w:t>
-            </w:r>
-          </w:p>
-          <w:p>
-            <w:pPr>
-              <w:spacing w:line="276" w:lineRule="auto"/>
-            </w:pPr>
-            <w:r>
-              <w:rPr>
-                <w:rFonts w:ascii="Courier New" w:eastAsia="Courier New" w:hAnsi="Courier New" w:cs="Courier New"/>
-                <w:sz w:val="18"/>
-                <w:szCs w:val="18"/>
-              </w:rPr>
-              <w:t>─────────────────────────────────────────────────────────────────────────</w:t>
-            </w:r>
-          </w:p>
-          <w:p>
-            <w:pPr>
-              <w:spacing w:line="276" w:lineRule="auto"/>
-            </w:pPr>
-            <w:r>
-              <w:rPr>
-                <w:rFonts w:ascii="Courier New" w:eastAsia="Courier New" w:hAnsi="Courier New" w:cs="Courier New"/>
-                <w:sz w:val="18"/>
-                <w:szCs w:val="18"/>
-              </w:rPr>
-              <w:t xml:space="preserve">  R = ejecuta la actividad          A = aprueba el resultado</w:t>
-            </w:r>
-          </w:p>
-          <w:p>
-            <w:pPr>
-              <w:spacing w:line="276" w:lineRule="auto"/>
-            </w:pPr>
-            <w:r>
-              <w:rPr>
-                <w:rFonts w:ascii="Courier New" w:eastAsia="Courier New" w:hAnsi="Courier New" w:cs="Courier New"/>
-                <w:sz w:val="18"/>
-                <w:szCs w:val="18"/>
-              </w:rPr>
-              <w:t xml:space="preserve">  C = aporta información/criterio   I = recibe notificación del resultado</w:t>
-            </w:r>
-          </w:p>
-          <w:p>
-            <w:pPr>
-              <w:spacing w:line="276" w:lineRule="auto"/>
-            </w:pPr>
-            <w:r>
-              <w:rPr>
-                <w:rFonts w:ascii="Courier New" w:eastAsia="Courier New" w:hAnsi="Courier New" w:cs="Courier New"/>
-                <w:sz w:val="18"/>
-                <w:szCs w:val="18"/>
-              </w:rPr>
               <w:t>═══════════════════════════════════════════════════════════════════════════</w:t>
             </w:r>
             <w:commentRangeEnd w:id="52"/>
@@ -27534,81 +26400,33 @@
         </w:rPr>
         <w:t xml:space="preserve">, sus tipos y su importancia crítica en el éxito del desarrollo, junto con el dominio de técnicas de elicitación y recolección de información como entrevistas, observación, </w:t>
       </w:r>
-      <w:proofErr w:type="spellStart"/>
       <w:r>
         <w:rPr>
           <w:i/>
           <w:iCs/>
           <w:color w:val="000000"/>
         </w:rPr>
-        <w:t>focus</w:t>
-      </w:r>
-      <w:proofErr w:type="spellEnd"/>
+        <w:t>focus group</w:t>
+      </w:r>
+      <w:r>
+        <w:rPr>
+          <w:color w:val="000000"/>
+        </w:rPr>
+        <w:t xml:space="preserve"> y talleres de requisitos. Finalmente, se abordan los roles involucrados —usuarios, actores, </w:t>
+      </w:r>
       <w:r>
         <w:rPr>
           <w:i/>
           <w:iCs/>
           <w:color w:val="000000"/>
         </w:rPr>
-        <w:t xml:space="preserve"> </w:t>
-      </w:r>
-      <w:proofErr w:type="spellStart"/>
-      <w:r>
-        <w:rPr>
-          <w:i/>
-          <w:iCs/>
-          <w:color w:val="000000"/>
-        </w:rPr>
-        <w:t>group</w:t>
-      </w:r>
-      <w:proofErr w:type="spellEnd"/>
-      <w:r>
-        <w:rPr>
-          <w:color w:val="000000"/>
-        </w:rPr>
-        <w:t xml:space="preserve"> y talleres de requisitos. Finalmente, se abordan los roles involucrados —usuarios, actores, </w:t>
-      </w:r>
-      <w:r>
-        <w:rPr>
-          <w:i/>
-          <w:iCs/>
-          <w:color w:val="000000"/>
-        </w:rPr>
         <w:t>stakeholders</w:t>
       </w:r>
       <w:r>
         <w:rPr>
           <w:color w:val="000000"/>
         </w:rPr>
-        <w:t xml:space="preserve">, cliente líder, </w:t>
-      </w:r>
-      <w:proofErr w:type="spellStart"/>
-      <w:r>
-        <w:rPr>
-          <w:color w:val="000000"/>
-        </w:rPr>
-        <w:t>Product</w:t>
-      </w:r>
-      <w:proofErr w:type="spellEnd"/>
-      <w:r>
-        <w:rPr>
-          <w:color w:val="000000"/>
-        </w:rPr>
-        <w:t xml:space="preserve"> </w:t>
-      </w:r>
-      <w:proofErr w:type="spellStart"/>
-      <w:r>
-        <w:rPr>
-          <w:color w:val="000000"/>
-        </w:rPr>
-        <w:t>Owner</w:t>
-      </w:r>
-      <w:proofErr w:type="spellEnd"/>
-      <w:r>
-        <w:rPr>
-          <w:color w:val="000000"/>
-        </w:rPr>
-        <w:t xml:space="preserve">, equipo de desarrollo y analista— destacando la relevancia de la comunicación, la coordinación y las habilidades humanas, así como la necesidad de un aprendizaje continuo para enfrentar la evolución constante de la ingeniería de </w:t>
+        <w:t xml:space="preserve">, cliente líder, Product Owner, equipo de desarrollo y analista— destacando la relevancia de la comunicación, la coordinación y las habilidades humanas, así como la necesidad de un aprendizaje continuo para enfrentar la evolución constante de la ingeniería de </w:t>
       </w:r>
       <w:r>
         <w:rPr>
@@ -29237,23 +28055,7 @@
               <w:t>software</w:t>
             </w:r>
             <w:r>
-              <w:t xml:space="preserve">. En SCRUM es gestionada exclusivamente por el </w:t>
-            </w:r>
-            <w:proofErr w:type="spellStart"/>
-            <w:r>
-              <w:t>Product</w:t>
-            </w:r>
-            <w:proofErr w:type="spellEnd"/>
-            <w:r>
-              <w:t xml:space="preserve"> </w:t>
-            </w:r>
-            <w:proofErr w:type="spellStart"/>
-            <w:r>
-              <w:t>Owner</w:t>
-            </w:r>
-            <w:proofErr w:type="spellEnd"/>
-            <w:r>
-              <w:t>.</w:t>
+              <w:t>. En SCRUM es gestionada exclusivamente por el Product Owner.</w:t>
             </w:r>
           </w:p>
         </w:tc>
@@ -29702,35 +28504,7 @@
         <w:rPr>
           <w:color w:val="000000"/>
         </w:rPr>
-        <w:t xml:space="preserve">Boehm, B. &amp; Turner, R. (2004). </w:t>
-      </w:r>
-      <w:proofErr w:type="spellStart"/>
-      <w:r>
-        <w:rPr>
-          <w:color w:val="000000"/>
-        </w:rPr>
-        <w:t>Balancing</w:t>
-      </w:r>
-      <w:proofErr w:type="spellEnd"/>
-      <w:r>
-        <w:rPr>
-          <w:color w:val="000000"/>
-        </w:rPr>
-        <w:t xml:space="preserve"> </w:t>
-      </w:r>
-      <w:proofErr w:type="spellStart"/>
-      <w:r>
-        <w:rPr>
-          <w:color w:val="000000"/>
-        </w:rPr>
-        <w:t>agility</w:t>
-      </w:r>
-      <w:proofErr w:type="spellEnd"/>
-      <w:r>
-        <w:rPr>
-          <w:color w:val="000000"/>
-        </w:rPr>
-        <w:t xml:space="preserve"> and discipline: </w:t>
+        <w:t xml:space="preserve">Boehm, B. &amp; Turner, R. (2004). Balancing agility and discipline: </w:t>
       </w:r>
       <w:r>
         <w:rPr>
@@ -29742,49 +28516,7 @@
         <w:rPr>
           <w:color w:val="000000"/>
         </w:rPr>
-        <w:t xml:space="preserve"> guide </w:t>
-      </w:r>
-      <w:proofErr w:type="spellStart"/>
-      <w:r>
-        <w:rPr>
-          <w:color w:val="000000"/>
-        </w:rPr>
-        <w:t>for</w:t>
-      </w:r>
-      <w:proofErr w:type="spellEnd"/>
-      <w:r>
-        <w:rPr>
-          <w:color w:val="000000"/>
-        </w:rPr>
-        <w:t xml:space="preserve"> </w:t>
-      </w:r>
-      <w:proofErr w:type="spellStart"/>
-      <w:r>
-        <w:rPr>
-          <w:color w:val="000000"/>
-        </w:rPr>
-        <w:t>the</w:t>
-      </w:r>
-      <w:proofErr w:type="spellEnd"/>
-      <w:r>
-        <w:rPr>
-          <w:color w:val="000000"/>
-        </w:rPr>
-        <w:t xml:space="preserve"> </w:t>
-      </w:r>
-      <w:proofErr w:type="spellStart"/>
-      <w:r>
-        <w:rPr>
-          <w:color w:val="000000"/>
-        </w:rPr>
-        <w:t>perplexed</w:t>
-      </w:r>
-      <w:proofErr w:type="spellEnd"/>
-      <w:r>
-        <w:rPr>
-          <w:color w:val="000000"/>
-        </w:rPr>
-        <w:t>. Addison-Wesley Professional.</w:t>
+        <w:t xml:space="preserve"> guide for the perplexed. Addison-Wesley Professional.</w:t>
       </w:r>
     </w:p>
     <w:p>
@@ -29792,81 +28524,23 @@
         <w:spacing w:after="160" w:line="276" w:lineRule="auto"/>
         <w:ind w:left="709" w:hanging="709"/>
       </w:pPr>
-      <w:proofErr w:type="spellStart"/>
-      <w:r>
-        <w:rPr>
-          <w:color w:val="000000"/>
-        </w:rPr>
-        <w:t>Cohn</w:t>
-      </w:r>
-      <w:proofErr w:type="spellEnd"/>
-      <w:r>
-        <w:rPr>
-          <w:color w:val="000000"/>
-        </w:rPr>
-        <w:t xml:space="preserve">, M. (2004). User </w:t>
-      </w:r>
-      <w:proofErr w:type="spellStart"/>
-      <w:r>
-        <w:rPr>
-          <w:color w:val="000000"/>
-        </w:rPr>
-        <w:t>stories</w:t>
-      </w:r>
-      <w:proofErr w:type="spellEnd"/>
-      <w:r>
-        <w:rPr>
-          <w:color w:val="000000"/>
-        </w:rPr>
-        <w:t xml:space="preserve"> </w:t>
-      </w:r>
-      <w:proofErr w:type="spellStart"/>
-      <w:r>
-        <w:rPr>
-          <w:color w:val="000000"/>
-        </w:rPr>
-        <w:t>applied</w:t>
-      </w:r>
-      <w:proofErr w:type="spellEnd"/>
-      <w:r>
-        <w:rPr>
-          <w:color w:val="000000"/>
-        </w:rPr>
-        <w:t xml:space="preserve">: </w:t>
-      </w:r>
-      <w:proofErr w:type="spellStart"/>
-      <w:r>
-        <w:rPr>
-          <w:color w:val="000000"/>
-        </w:rPr>
-        <w:t>for</w:t>
-      </w:r>
-      <w:proofErr w:type="spellEnd"/>
-      <w:r>
-        <w:rPr>
-          <w:color w:val="000000"/>
-        </w:rPr>
-        <w:t xml:space="preserve"> </w:t>
-      </w:r>
-      <w:r>
-        <w:rPr>
-          <w:color w:val="000000"/>
-        </w:rPr>
-        <w:t xml:space="preserve">agile software </w:t>
-      </w:r>
-      <w:proofErr w:type="spellStart"/>
-      <w:r>
-        <w:rPr>
-          <w:color w:val="000000"/>
-        </w:rPr>
-        <w:t>development</w:t>
-      </w:r>
-      <w:proofErr w:type="spellEnd"/>
-      <w:r>
-        <w:rPr>
-          <w:color w:val="000000"/>
-        </w:rPr>
-        <w:t>. Addison-Wesley Professional.</w:t>
+      <w:r>
+        <w:rPr>
+          <w:color w:val="000000"/>
+        </w:rPr>
+        <w:t xml:space="preserve">Cohn, M. (2004). User stories applied: </w:t>
+      </w:r>
+      <w:r>
+        <w:rPr>
+          <w:color w:val="000000"/>
+        </w:rPr>
+        <w:t xml:space="preserve">for </w:t>
+      </w:r>
+      <w:r>
+        <w:rPr>
+          <w:color w:val="000000"/>
+        </w:rPr>
+        <w:t>agile software development. Addison-Wesley Professional.</w:t>
       </w:r>
     </w:p>
     <w:p>
@@ -29878,133 +28552,7 @@
         <w:rPr>
           <w:color w:val="000000"/>
         </w:rPr>
-        <w:t xml:space="preserve">IEEE </w:t>
-      </w:r>
-      <w:proofErr w:type="spellStart"/>
-      <w:r>
-        <w:rPr>
-          <w:color w:val="000000"/>
-        </w:rPr>
-        <w:t>Computer</w:t>
-      </w:r>
-      <w:proofErr w:type="spellEnd"/>
-      <w:r>
-        <w:rPr>
-          <w:color w:val="000000"/>
-        </w:rPr>
-        <w:t xml:space="preserve"> </w:t>
-      </w:r>
-      <w:proofErr w:type="spellStart"/>
-      <w:r>
-        <w:rPr>
-          <w:color w:val="000000"/>
-        </w:rPr>
-        <w:t>Society</w:t>
-      </w:r>
-      <w:proofErr w:type="spellEnd"/>
-      <w:r>
-        <w:rPr>
-          <w:color w:val="000000"/>
-        </w:rPr>
-        <w:t xml:space="preserve">. (2014). IEEE guide </w:t>
-      </w:r>
-      <w:proofErr w:type="spellStart"/>
-      <w:r>
-        <w:rPr>
-          <w:color w:val="000000"/>
-        </w:rPr>
-        <w:t>to</w:t>
-      </w:r>
-      <w:proofErr w:type="spellEnd"/>
-      <w:r>
-        <w:rPr>
-          <w:color w:val="000000"/>
-        </w:rPr>
-        <w:t xml:space="preserve"> </w:t>
-      </w:r>
-      <w:proofErr w:type="spellStart"/>
-      <w:r>
-        <w:rPr>
-          <w:color w:val="000000"/>
-        </w:rPr>
-        <w:t>the</w:t>
-      </w:r>
-      <w:proofErr w:type="spellEnd"/>
-      <w:r>
-        <w:rPr>
-          <w:color w:val="000000"/>
-        </w:rPr>
-        <w:t xml:space="preserve"> software </w:t>
-      </w:r>
-      <w:proofErr w:type="spellStart"/>
-      <w:r>
-        <w:rPr>
-          <w:color w:val="000000"/>
-        </w:rPr>
-        <w:t>engineering</w:t>
-      </w:r>
-      <w:proofErr w:type="spellEnd"/>
-      <w:r>
-        <w:rPr>
-          <w:color w:val="000000"/>
-        </w:rPr>
-        <w:t xml:space="preserve"> </w:t>
-      </w:r>
-      <w:proofErr w:type="spellStart"/>
-      <w:r>
-        <w:rPr>
-          <w:color w:val="000000"/>
-        </w:rPr>
-        <w:t>body</w:t>
-      </w:r>
-      <w:proofErr w:type="spellEnd"/>
-      <w:r>
-        <w:rPr>
-          <w:color w:val="000000"/>
-        </w:rPr>
-        <w:t xml:space="preserve"> </w:t>
-      </w:r>
-      <w:proofErr w:type="spellStart"/>
-      <w:r>
-        <w:rPr>
-          <w:color w:val="000000"/>
-        </w:rPr>
-        <w:t>of</w:t>
-      </w:r>
-      <w:proofErr w:type="spellEnd"/>
-      <w:r>
-        <w:rPr>
-          <w:color w:val="000000"/>
-        </w:rPr>
-        <w:t xml:space="preserve"> </w:t>
-      </w:r>
-      <w:proofErr w:type="spellStart"/>
-      <w:r>
-        <w:rPr>
-          <w:color w:val="000000"/>
-        </w:rPr>
-        <w:t>knowledge</w:t>
-      </w:r>
-      <w:proofErr w:type="spellEnd"/>
-      <w:r>
-        <w:rPr>
-          <w:color w:val="000000"/>
-        </w:rPr>
-        <w:t xml:space="preserve"> (SWEBOK V3.0). IEEE </w:t>
-      </w:r>
-      <w:proofErr w:type="spellStart"/>
-      <w:r>
-        <w:rPr>
-          <w:color w:val="000000"/>
-        </w:rPr>
-        <w:t>Press</w:t>
-      </w:r>
-      <w:proofErr w:type="spellEnd"/>
-      <w:r>
-        <w:rPr>
-          <w:color w:val="000000"/>
-        </w:rPr>
-        <w:t>.</w:t>
+        <w:t>IEEE Computer Society. (2014). IEEE guide to the software engineering body of knowledge (SWEBOK V3.0). IEEE Press.</w:t>
       </w:r>
     </w:p>
     <w:p>
@@ -30012,131 +28560,23 @@
         <w:spacing w:after="160" w:line="276" w:lineRule="auto"/>
         <w:ind w:left="709" w:hanging="709"/>
       </w:pPr>
-      <w:proofErr w:type="spellStart"/>
-      <w:r>
-        <w:rPr>
-          <w:color w:val="000000"/>
-        </w:rPr>
-        <w:t>Leffingwell</w:t>
-      </w:r>
-      <w:proofErr w:type="spellEnd"/>
-      <w:r>
-        <w:rPr>
-          <w:color w:val="000000"/>
-        </w:rPr>
-        <w:t xml:space="preserve">, D. (2021). </w:t>
-      </w:r>
-      <w:proofErr w:type="spellStart"/>
-      <w:r>
-        <w:rPr>
-          <w:color w:val="000000"/>
-        </w:rPr>
-        <w:t>SAFe</w:t>
-      </w:r>
-      <w:proofErr w:type="spellEnd"/>
-      <w:r>
-        <w:rPr>
-          <w:color w:val="000000"/>
-        </w:rPr>
-        <w:t xml:space="preserve"> 5.0 </w:t>
-      </w:r>
-      <w:proofErr w:type="spellStart"/>
-      <w:r>
-        <w:rPr>
-          <w:color w:val="000000"/>
-        </w:rPr>
-        <w:t>distilled</w:t>
-      </w:r>
-      <w:proofErr w:type="spellEnd"/>
-      <w:r>
-        <w:rPr>
-          <w:color w:val="000000"/>
-        </w:rPr>
-        <w:t xml:space="preserve">: </w:t>
-      </w:r>
-      <w:proofErr w:type="spellStart"/>
-      <w:r>
-        <w:rPr>
-          <w:color w:val="000000"/>
-        </w:rPr>
-        <w:t>achieving</w:t>
-      </w:r>
-      <w:proofErr w:type="spellEnd"/>
-      <w:r>
-        <w:rPr>
-          <w:color w:val="000000"/>
-        </w:rPr>
-        <w:t xml:space="preserve"> </w:t>
-      </w:r>
-      <w:proofErr w:type="spellStart"/>
-      <w:r>
-        <w:rPr>
-          <w:color w:val="000000"/>
-        </w:rPr>
-        <w:t>business</w:t>
-      </w:r>
-      <w:proofErr w:type="spellEnd"/>
-      <w:r>
-        <w:rPr>
-          <w:color w:val="000000"/>
-        </w:rPr>
-        <w:t xml:space="preserve"> </w:t>
-      </w:r>
-      <w:proofErr w:type="spellStart"/>
-      <w:r>
-        <w:rPr>
-          <w:color w:val="000000"/>
-        </w:rPr>
-        <w:t>agility</w:t>
-      </w:r>
-      <w:proofErr w:type="spellEnd"/>
-      <w:r>
-        <w:rPr>
-          <w:color w:val="000000"/>
-        </w:rPr>
-        <w:t xml:space="preserve"> </w:t>
-      </w:r>
-      <w:proofErr w:type="spellStart"/>
-      <w:r>
-        <w:rPr>
-          <w:color w:val="000000"/>
-        </w:rPr>
-        <w:t>with</w:t>
-      </w:r>
-      <w:proofErr w:type="spellEnd"/>
-      <w:r>
-        <w:rPr>
-          <w:color w:val="000000"/>
-        </w:rPr>
-        <w:t xml:space="preserve"> </w:t>
-      </w:r>
-      <w:proofErr w:type="spellStart"/>
-      <w:r>
-        <w:rPr>
-          <w:color w:val="000000"/>
-        </w:rPr>
-        <w:t>the</w:t>
-      </w:r>
-      <w:proofErr w:type="spellEnd"/>
-      <w:r>
-        <w:rPr>
-          <w:color w:val="000000"/>
-        </w:rPr>
-        <w:t xml:space="preserve"> </w:t>
-      </w:r>
-      <w:proofErr w:type="spellStart"/>
-      <w:r>
-        <w:rPr>
-          <w:color w:val="000000"/>
-        </w:rPr>
-        <w:t>scaled</w:t>
-      </w:r>
-      <w:proofErr w:type="spellEnd"/>
-      <w:r>
-        <w:rPr>
-          <w:color w:val="000000"/>
-        </w:rPr>
-        <w:t xml:space="preserve"> agile framework. Addison-Wesley Professional.</w:t>
+      <w:r>
+        <w:rPr>
+          <w:color w:val="000000"/>
+        </w:rPr>
+        <w:t xml:space="preserve">Leffingwell, D. (2021). SAFe 5.0 distilled: </w:t>
+      </w:r>
+      <w:r>
+        <w:rPr>
+          <w:color w:val="000000"/>
+        </w:rPr>
+        <w:t xml:space="preserve">achieving </w:t>
+      </w:r>
+      <w:r>
+        <w:rPr>
+          <w:color w:val="000000"/>
+        </w:rPr>
+        <w:t>business agility with the scaled agile framework. Addison-Wesley Professional.</w:t>
       </w:r>
     </w:p>
     <w:p>
@@ -30148,21 +28588,7 @@
         <w:rPr>
           <w:color w:val="000000"/>
         </w:rPr>
-        <w:t xml:space="preserve">Pressman, R. S., &amp; </w:t>
-      </w:r>
-      <w:proofErr w:type="spellStart"/>
-      <w:r>
-        <w:rPr>
-          <w:color w:val="000000"/>
-        </w:rPr>
-        <w:t>Maxim</w:t>
-      </w:r>
-      <w:proofErr w:type="spellEnd"/>
-      <w:r>
-        <w:rPr>
-          <w:color w:val="000000"/>
-        </w:rPr>
-        <w:t xml:space="preserve">, B. R. (2020). Ingeniería del software: </w:t>
+        <w:t xml:space="preserve">Pressman, R. S., &amp; Maxim, B. R. (2020). Ingeniería del software: </w:t>
       </w:r>
       <w:r>
         <w:rPr>
@@ -30174,21 +28600,7 @@
         <w:rPr>
           <w:color w:val="000000"/>
         </w:rPr>
-        <w:t xml:space="preserve">n enfoque práctico (8.a ed.). McGraw-Hill </w:t>
-      </w:r>
-      <w:proofErr w:type="spellStart"/>
-      <w:r>
-        <w:rPr>
-          <w:color w:val="000000"/>
-        </w:rPr>
-        <w:t>Education</w:t>
-      </w:r>
-      <w:proofErr w:type="spellEnd"/>
-      <w:r>
-        <w:rPr>
-          <w:color w:val="000000"/>
-        </w:rPr>
-        <w:t>.</w:t>
+        <w:t>n enfoque práctico (8.a ed.). McGraw-Hill Education.</w:t>
       </w:r>
     </w:p>
     <w:p>
@@ -30200,105 +28612,19 @@
         <w:rPr>
           <w:color w:val="000000"/>
         </w:rPr>
-        <w:t xml:space="preserve">Robertson, S., &amp; Robertson, J. (2012). </w:t>
-      </w:r>
-      <w:proofErr w:type="spellStart"/>
-      <w:r>
-        <w:rPr>
-          <w:color w:val="000000"/>
-        </w:rPr>
-        <w:t>Mastering</w:t>
-      </w:r>
-      <w:proofErr w:type="spellEnd"/>
-      <w:r>
-        <w:rPr>
-          <w:color w:val="000000"/>
-        </w:rPr>
-        <w:t xml:space="preserve"> </w:t>
-      </w:r>
-      <w:proofErr w:type="spellStart"/>
-      <w:r>
-        <w:rPr>
-          <w:color w:val="000000"/>
-        </w:rPr>
-        <w:t>the</w:t>
-      </w:r>
-      <w:proofErr w:type="spellEnd"/>
-      <w:r>
-        <w:rPr>
-          <w:color w:val="000000"/>
-        </w:rPr>
-        <w:t xml:space="preserve"> </w:t>
-      </w:r>
-      <w:proofErr w:type="spellStart"/>
-      <w:r>
-        <w:rPr>
-          <w:color w:val="000000"/>
-        </w:rPr>
-        <w:t>requirements</w:t>
-      </w:r>
-      <w:proofErr w:type="spellEnd"/>
-      <w:r>
-        <w:rPr>
-          <w:color w:val="000000"/>
-        </w:rPr>
-        <w:t xml:space="preserve"> </w:t>
-      </w:r>
-      <w:proofErr w:type="spellStart"/>
-      <w:r>
-        <w:rPr>
-          <w:color w:val="000000"/>
-        </w:rPr>
-        <w:t>process</w:t>
-      </w:r>
-      <w:proofErr w:type="spellEnd"/>
-      <w:r>
-        <w:rPr>
-          <w:color w:val="000000"/>
-        </w:rPr>
-        <w:t xml:space="preserve">: </w:t>
-      </w:r>
-      <w:proofErr w:type="spellStart"/>
-      <w:r>
-        <w:rPr>
-          <w:color w:val="000000"/>
-        </w:rPr>
-        <w:t>getting</w:t>
-      </w:r>
-      <w:proofErr w:type="spellEnd"/>
-      <w:r>
-        <w:rPr>
-          <w:color w:val="000000"/>
-        </w:rPr>
-        <w:t xml:space="preserve"> </w:t>
-      </w:r>
-      <w:proofErr w:type="spellStart"/>
-      <w:r>
-        <w:rPr>
-          <w:color w:val="000000"/>
-        </w:rPr>
-        <w:t>requirements</w:t>
-      </w:r>
-      <w:proofErr w:type="spellEnd"/>
-      <w:r>
-        <w:rPr>
-          <w:color w:val="000000"/>
-        </w:rPr>
-        <w:t xml:space="preserve"> </w:t>
-      </w:r>
-      <w:proofErr w:type="spellStart"/>
-      <w:r>
-        <w:rPr>
-          <w:color w:val="000000"/>
-        </w:rPr>
-        <w:t>right</w:t>
-      </w:r>
-      <w:proofErr w:type="spellEnd"/>
-      <w:r>
-        <w:rPr>
-          <w:color w:val="000000"/>
-        </w:rPr>
-        <w:t xml:space="preserve"> (3rd ed.). Addison-Wesley Professional.</w:t>
+        <w:t xml:space="preserve">Robertson, S., &amp; Robertson, J. (2012). Mastering the requirements process: </w:t>
+      </w:r>
+      <w:r>
+        <w:rPr>
+          <w:color w:val="000000"/>
+        </w:rPr>
+        <w:t xml:space="preserve">getting </w:t>
+      </w:r>
+      <w:r>
+        <w:rPr>
+          <w:color w:val="000000"/>
+        </w:rPr>
+        <w:t>requirements right (3rd ed.). Addison-Wesley Professional.</w:t>
       </w:r>
     </w:p>
     <w:p>
@@ -30306,33 +28632,11 @@
         <w:spacing w:after="160" w:line="276" w:lineRule="auto"/>
         <w:ind w:left="709" w:hanging="709"/>
       </w:pPr>
-      <w:proofErr w:type="spellStart"/>
-      <w:r>
-        <w:rPr>
-          <w:color w:val="000000"/>
-        </w:rPr>
-        <w:t>Rubin</w:t>
-      </w:r>
-      <w:proofErr w:type="spellEnd"/>
-      <w:r>
-        <w:rPr>
-          <w:color w:val="000000"/>
-        </w:rPr>
-        <w:t xml:space="preserve">, K. S. (2012). </w:t>
-      </w:r>
-      <w:proofErr w:type="spellStart"/>
-      <w:r>
-        <w:rPr>
-          <w:color w:val="000000"/>
-        </w:rPr>
-        <w:t>Essential</w:t>
-      </w:r>
-      <w:proofErr w:type="spellEnd"/>
-      <w:r>
-        <w:rPr>
-          <w:color w:val="000000"/>
-        </w:rPr>
-        <w:t xml:space="preserve"> Scrum: </w:t>
+      <w:r>
+        <w:rPr>
+          <w:color w:val="000000"/>
+        </w:rPr>
+        <w:t xml:space="preserve">Rubin, K. S. (2012). Essential Scrum: </w:t>
       </w:r>
       <w:r>
         <w:rPr>
@@ -30344,77 +28648,7 @@
         <w:rPr>
           <w:color w:val="000000"/>
         </w:rPr>
-        <w:t xml:space="preserve"> </w:t>
-      </w:r>
-      <w:proofErr w:type="spellStart"/>
-      <w:r>
-        <w:rPr>
-          <w:color w:val="000000"/>
-        </w:rPr>
-        <w:t>practical</w:t>
-      </w:r>
-      <w:proofErr w:type="spellEnd"/>
-      <w:r>
-        <w:rPr>
-          <w:color w:val="000000"/>
-        </w:rPr>
-        <w:t xml:space="preserve"> guide </w:t>
-      </w:r>
-      <w:proofErr w:type="spellStart"/>
-      <w:r>
-        <w:rPr>
-          <w:color w:val="000000"/>
-        </w:rPr>
-        <w:t>to</w:t>
-      </w:r>
-      <w:proofErr w:type="spellEnd"/>
-      <w:r>
-        <w:rPr>
-          <w:color w:val="000000"/>
-        </w:rPr>
-        <w:t xml:space="preserve"> </w:t>
-      </w:r>
-      <w:proofErr w:type="spellStart"/>
-      <w:r>
-        <w:rPr>
-          <w:color w:val="000000"/>
-        </w:rPr>
-        <w:t>the</w:t>
-      </w:r>
-      <w:proofErr w:type="spellEnd"/>
-      <w:r>
-        <w:rPr>
-          <w:color w:val="000000"/>
-        </w:rPr>
-        <w:t xml:space="preserve"> </w:t>
-      </w:r>
-      <w:proofErr w:type="spellStart"/>
-      <w:r>
-        <w:rPr>
-          <w:color w:val="000000"/>
-        </w:rPr>
-        <w:t>most</w:t>
-      </w:r>
-      <w:proofErr w:type="spellEnd"/>
-      <w:r>
-        <w:rPr>
-          <w:color w:val="000000"/>
-        </w:rPr>
-        <w:t xml:space="preserve"> popular agile </w:t>
-      </w:r>
-      <w:proofErr w:type="spellStart"/>
-      <w:r>
-        <w:rPr>
-          <w:color w:val="000000"/>
-        </w:rPr>
-        <w:t>process</w:t>
-      </w:r>
-      <w:proofErr w:type="spellEnd"/>
-      <w:r>
-        <w:rPr>
-          <w:color w:val="000000"/>
-        </w:rPr>
-        <w:t>. Addison-Wesley Professional.</w:t>
+        <w:t xml:space="preserve"> practical guide to the most popular agile process. Addison-Wesley Professional.</w:t>
       </w:r>
     </w:p>
     <w:p>
@@ -30429,119 +28663,19 @@
         <w:rPr>
           <w:color w:val="000000"/>
         </w:rPr>
-        <w:t xml:space="preserve">Sommerville, I. (2019). </w:t>
-      </w:r>
-      <w:proofErr w:type="spellStart"/>
-      <w:r>
-        <w:rPr>
-          <w:color w:val="000000"/>
-        </w:rPr>
-        <w:t>Engineering</w:t>
-      </w:r>
-      <w:proofErr w:type="spellEnd"/>
-      <w:r>
-        <w:rPr>
-          <w:color w:val="000000"/>
-        </w:rPr>
-        <w:t xml:space="preserve"> software </w:t>
-      </w:r>
-      <w:proofErr w:type="spellStart"/>
-      <w:r>
-        <w:rPr>
-          <w:color w:val="000000"/>
-        </w:rPr>
-        <w:t>products</w:t>
-      </w:r>
-      <w:proofErr w:type="spellEnd"/>
-      <w:r>
-        <w:rPr>
-          <w:color w:val="000000"/>
-        </w:rPr>
-        <w:t xml:space="preserve">: </w:t>
-      </w:r>
-      <w:proofErr w:type="spellStart"/>
-      <w:r>
-        <w:rPr>
-          <w:color w:val="000000"/>
-        </w:rPr>
-        <w:t>an</w:t>
-      </w:r>
-      <w:proofErr w:type="spellEnd"/>
-      <w:r>
-        <w:rPr>
-          <w:color w:val="000000"/>
-        </w:rPr>
-        <w:t xml:space="preserve"> </w:t>
-      </w:r>
-      <w:proofErr w:type="spellStart"/>
-      <w:r>
-        <w:rPr>
-          <w:color w:val="000000"/>
-        </w:rPr>
-        <w:t>introduction</w:t>
-      </w:r>
-      <w:proofErr w:type="spellEnd"/>
-      <w:r>
-        <w:rPr>
-          <w:color w:val="000000"/>
-        </w:rPr>
-        <w:t xml:space="preserve"> </w:t>
-      </w:r>
-      <w:proofErr w:type="spellStart"/>
-      <w:r>
-        <w:rPr>
-          <w:color w:val="000000"/>
-        </w:rPr>
-        <w:t>to</w:t>
-      </w:r>
-      <w:proofErr w:type="spellEnd"/>
-      <w:r>
-        <w:rPr>
-          <w:color w:val="000000"/>
-        </w:rPr>
-        <w:t xml:space="preserve"> </w:t>
-      </w:r>
-      <w:proofErr w:type="spellStart"/>
-      <w:r>
-        <w:rPr>
-          <w:color w:val="000000"/>
-        </w:rPr>
-        <w:t>modern</w:t>
-      </w:r>
-      <w:proofErr w:type="spellEnd"/>
-      <w:r>
-        <w:rPr>
-          <w:color w:val="000000"/>
-        </w:rPr>
-        <w:t xml:space="preserve"> software </w:t>
-      </w:r>
-      <w:proofErr w:type="spellStart"/>
-      <w:r>
-        <w:rPr>
-          <w:color w:val="000000"/>
-        </w:rPr>
-        <w:t>engineering</w:t>
-      </w:r>
-      <w:proofErr w:type="spellEnd"/>
-      <w:r>
-        <w:rPr>
-          <w:color w:val="000000"/>
-        </w:rPr>
-        <w:t xml:space="preserve">. Pearson </w:t>
-      </w:r>
-      <w:proofErr w:type="spellStart"/>
-      <w:r>
-        <w:rPr>
-          <w:color w:val="000000"/>
-        </w:rPr>
-        <w:t>Education</w:t>
-      </w:r>
-      <w:proofErr w:type="spellEnd"/>
-      <w:r>
-        <w:rPr>
-          <w:color w:val="000000"/>
-        </w:rPr>
-        <w:t>.</w:t>
+        <w:t xml:space="preserve">Sommerville, I. (2019). Engineering software products: </w:t>
+      </w:r>
+      <w:r>
+        <w:rPr>
+          <w:color w:val="000000"/>
+        </w:rPr>
+        <w:t xml:space="preserve">an </w:t>
+      </w:r>
+      <w:r>
+        <w:rPr>
+          <w:color w:val="000000"/>
+        </w:rPr>
+        <w:t>introduction to modern software engineering. Pearson Education.</w:t>
       </w:r>
     </w:p>
     <w:p>
@@ -30549,45 +28683,8 @@
         <w:spacing w:after="160" w:line="276" w:lineRule="auto"/>
         <w:ind w:left="709" w:hanging="709"/>
       </w:pPr>
-      <w:proofErr w:type="spellStart"/>
-      <w:r>
-        <w:t>Standish</w:t>
-      </w:r>
-      <w:proofErr w:type="spellEnd"/>
-      <w:r>
-        <w:t xml:space="preserve"> </w:t>
-      </w:r>
-      <w:proofErr w:type="spellStart"/>
-      <w:r>
-        <w:t>Group</w:t>
-      </w:r>
-      <w:proofErr w:type="spellEnd"/>
-      <w:r>
-        <w:t xml:space="preserve">. (2015). CHAOS </w:t>
-      </w:r>
-      <w:proofErr w:type="spellStart"/>
-      <w:r>
-        <w:t>Report</w:t>
-      </w:r>
-      <w:proofErr w:type="spellEnd"/>
-      <w:r>
-        <w:t xml:space="preserve">. </w:t>
-      </w:r>
-      <w:proofErr w:type="spellStart"/>
-      <w:r>
-        <w:t>Standish</w:t>
-      </w:r>
-      <w:proofErr w:type="spellEnd"/>
-      <w:r>
-        <w:t xml:space="preserve"> </w:t>
-      </w:r>
-      <w:proofErr w:type="spellStart"/>
-      <w:r>
-        <w:t>Group</w:t>
-      </w:r>
-      <w:proofErr w:type="spellEnd"/>
-      <w:r>
-        <w:t xml:space="preserve"> International.</w:t>
+      <w:r>
+        <w:t>Standish Group. (2015). CHAOS Report. Standish Group International.</w:t>
       </w:r>
     </w:p>
     <w:p>
@@ -30595,47 +28692,11 @@
         <w:spacing w:after="160" w:line="276" w:lineRule="auto"/>
         <w:ind w:left="709" w:hanging="709"/>
       </w:pPr>
-      <w:proofErr w:type="spellStart"/>
-      <w:r>
-        <w:rPr>
-          <w:color w:val="000000"/>
-        </w:rPr>
-        <w:t>Wiegers</w:t>
-      </w:r>
-      <w:proofErr w:type="spellEnd"/>
-      <w:r>
-        <w:rPr>
-          <w:color w:val="000000"/>
-        </w:rPr>
-        <w:t xml:space="preserve">, K., &amp; Beatty, J. (2013). Software </w:t>
-      </w:r>
-      <w:proofErr w:type="spellStart"/>
-      <w:r>
-        <w:rPr>
-          <w:color w:val="000000"/>
-        </w:rPr>
-        <w:t>requirements</w:t>
-      </w:r>
-      <w:proofErr w:type="spellEnd"/>
-      <w:r>
-        <w:rPr>
-          <w:color w:val="000000"/>
-        </w:rPr>
-        <w:t xml:space="preserve"> (3rd ed.). Microsoft </w:t>
-      </w:r>
-      <w:proofErr w:type="spellStart"/>
-      <w:r>
-        <w:rPr>
-          <w:color w:val="000000"/>
-        </w:rPr>
-        <w:t>Press</w:t>
-      </w:r>
-      <w:proofErr w:type="spellEnd"/>
-      <w:r>
-        <w:rPr>
-          <w:color w:val="000000"/>
-        </w:rPr>
-        <w:t>.</w:t>
+      <w:r>
+        <w:rPr>
+          <w:color w:val="000000"/>
+        </w:rPr>
+        <w:t>Wiegers, K., &amp; Beatty, J. (2013). Software requirements (3rd ed.). Microsoft Press.</w:t>
       </w:r>
     </w:p>
     <w:p>
@@ -30918,27 +28979,7 @@
                 <w:szCs w:val="20"/>
                 <w:lang w:val="es-ES_tradnl"/>
               </w:rPr>
-              <w:t xml:space="preserve">Manuel Felipe </w:t>
-            </w:r>
-            <w:proofErr w:type="spellStart"/>
-            <w:r>
-              <w:rPr>
-                <w:b w:val="0"/>
-                <w:sz w:val="20"/>
-                <w:szCs w:val="20"/>
-                <w:lang w:val="es-ES_tradnl"/>
-              </w:rPr>
-              <w:t>Echavarria</w:t>
-            </w:r>
-            <w:proofErr w:type="spellEnd"/>
-            <w:r>
-              <w:rPr>
-                <w:b w:val="0"/>
-                <w:sz w:val="20"/>
-                <w:szCs w:val="20"/>
-                <w:lang w:val="es-ES_tradnl"/>
-              </w:rPr>
-              <w:t xml:space="preserve"> Orozco</w:t>
+              <w:t>Manuel Felipe Echavarria Orozco</w:t>
             </w:r>
           </w:p>
         </w:tc>
@@ -31000,25 +29041,7 @@
                 <w:sz w:val="20"/>
                 <w:szCs w:val="20"/>
               </w:rPr>
-              <w:t xml:space="preserve">Centro de Comercio y </w:t>
-            </w:r>
-            <w:proofErr w:type="spellStart"/>
-            <w:r>
-              <w:rPr>
-                <w:b w:val="0"/>
-                <w:sz w:val="20"/>
-                <w:szCs w:val="20"/>
-              </w:rPr>
-              <w:t>Servicios</w:t>
-            </w:r>
-            <w:proofErr w:type="spellEnd"/>
-            <w:r>
-              <w:rPr>
-                <w:b w:val="0"/>
-                <w:sz w:val="20"/>
-                <w:szCs w:val="20"/>
-              </w:rPr>
-              <w:t xml:space="preserve"> - Regional Tolima </w:t>
+              <w:t xml:space="preserve">Centro de Comercio y Servicios - Regional Tolima </w:t>
             </w:r>
           </w:p>
         </w:tc>
@@ -31116,34 +29139,14 @@
                 <w:lang w:val="es-ES_tradnl"/>
               </w:rPr>
             </w:pPr>
-            <w:proofErr w:type="spellStart"/>
             <w:r>
               <w:rPr>
                 <w:b w:val="0"/>
                 <w:sz w:val="20"/>
                 <w:szCs w:val="20"/>
               </w:rPr>
-              <w:t>Evaluador</w:t>
-            </w:r>
-            <w:proofErr w:type="spellEnd"/>
-            <w:r>
-              <w:rPr>
-                <w:b w:val="0"/>
-                <w:sz w:val="20"/>
-                <w:szCs w:val="20"/>
-              </w:rPr>
-              <w:t xml:space="preserve"> </w:t>
-            </w:r>
-            <w:proofErr w:type="spellStart"/>
-            <w:r>
-              <w:rPr>
-                <w:b w:val="0"/>
-                <w:sz w:val="20"/>
-                <w:szCs w:val="20"/>
-              </w:rPr>
-              <w:t>instruccional</w:t>
-            </w:r>
-            <w:proofErr w:type="spellEnd"/>
+              <w:t>Evaluador instruccional</w:t>
+            </w:r>
           </w:p>
         </w:tc>
         <w:tc>
@@ -31167,25 +29170,7 @@
                 <w:sz w:val="20"/>
                 <w:szCs w:val="20"/>
               </w:rPr>
-              <w:t xml:space="preserve">Centro de Comercio y </w:t>
-            </w:r>
-            <w:proofErr w:type="spellStart"/>
-            <w:r>
-              <w:rPr>
-                <w:b w:val="0"/>
-                <w:sz w:val="20"/>
-                <w:szCs w:val="20"/>
-              </w:rPr>
-              <w:t>Servicios</w:t>
-            </w:r>
-            <w:proofErr w:type="spellEnd"/>
-            <w:r>
-              <w:rPr>
-                <w:b w:val="0"/>
-                <w:sz w:val="20"/>
-                <w:szCs w:val="20"/>
-              </w:rPr>
-              <w:t xml:space="preserve"> - Regional Tolima</w:t>
+              <w:t>Centro de Comercio y Servicios - Regional Tolima</w:t>
             </w:r>
           </w:p>
         </w:tc>
@@ -31204,7 +29189,6 @@
                 <w:lang w:val="es-ES_tradnl"/>
               </w:rPr>
             </w:pPr>
-            <w:proofErr w:type="spellStart"/>
             <w:r>
               <w:rPr>
                 <w:b w:val="0"/>
@@ -31213,7 +29197,6 @@
               </w:rPr>
               <w:t>Septiembre</w:t>
             </w:r>
-            <w:proofErr w:type="spellEnd"/>
             <w:r>
               <w:rPr>
                 <w:b w:val="0"/>
@@ -32148,100 +30131,69 @@
         <w:pStyle w:val="Textocomentario"/>
       </w:pPr>
       <w:r>
-        <w:t xml:space="preserve">Figura 6 que representa un User </w:t>
-      </w:r>
-      <w:proofErr w:type="spellStart"/>
-      <w:r>
-        <w:t>Story</w:t>
-      </w:r>
-      <w:proofErr w:type="spellEnd"/>
-      <w:r>
-        <w:t xml:space="preserve"> </w:t>
-      </w:r>
-      <w:proofErr w:type="spellStart"/>
-      <w:r>
-        <w:t>Mapping</w:t>
-      </w:r>
-      <w:proofErr w:type="spellEnd"/>
-      <w:r>
-        <w:t xml:space="preserve"> para un sistema de </w:t>
+        <w:t xml:space="preserve">Figura 6 que representa un User Story Mapping para un sistema de </w:t>
       </w:r>
       <w:r>
         <w:rPr>
           <w:i/>
           <w:iCs/>
         </w:rPr>
-        <w:t>e-</w:t>
-      </w:r>
-      <w:proofErr w:type="spellStart"/>
+        <w:t>e-commerce</w:t>
+      </w:r>
+      <w:r>
+        <w:t xml:space="preserve">, donde las historias de usuario se organizan por etapas del flujo (registrarse, buscar, comprar y recibir) y se priorizan en </w:t>
+      </w:r>
       <w:r>
         <w:rPr>
           <w:i/>
           <w:iCs/>
         </w:rPr>
-        <w:t>commerce</w:t>
-      </w:r>
-      <w:proofErr w:type="spellEnd"/>
-      <w:r>
-        <w:t xml:space="preserve">, donde las historias de usuario se organizan por etapas del flujo (registrarse, buscar, comprar y recibir) y se priorizan en </w:t>
-      </w:r>
-      <w:proofErr w:type="spellStart"/>
+        <w:t>releases</w:t>
+      </w:r>
+      <w:r>
+        <w:t xml:space="preserve"> sucesivos, desde un MVP inicial hasta funcionalidades de mayor complejidad.</w:t>
+      </w:r>
+    </w:p>
+  </w:comment>
+  <w:comment w:id="38" w:author="Andrés Felipe Velandia Espitia" w:date="2026-05-06T10:04:00Z" w:initials="AFVE">
+    <w:p>
+      <w:pPr>
+        <w:pStyle w:val="Textocomentario"/>
+      </w:pPr>
+      <w:r>
+        <w:rPr>
+          <w:rStyle w:val="Refdecomentario"/>
+        </w:rPr>
+        <w:annotationRef/>
+      </w:r>
+      <w:r>
+        <w:t>Texto alternativo:</w:t>
+      </w:r>
+    </w:p>
+    <w:p>
+      <w:pPr>
+        <w:pStyle w:val="Textocomentario"/>
+      </w:pPr>
+      <w:r>
+        <w:t xml:space="preserve">Figura 7 que representa un diagrama de afinidad en el que los requisitos se organizan colaborativamente en grupos temáticos —gestión de usuarios, reportes y </w:t>
+      </w:r>
       <w:r>
         <w:rPr>
           <w:i/>
           <w:iCs/>
         </w:rPr>
-        <w:t>releases</w:t>
-      </w:r>
-      <w:proofErr w:type="spellEnd"/>
-      <w:r>
-        <w:t xml:space="preserve"> sucesivos, desde un MVP inicial hasta funcionalidades de mayor complejidad.</w:t>
-      </w:r>
-    </w:p>
-  </w:comment>
-  <w:comment w:id="38" w:author="Andrés Felipe Velandia Espitia" w:date="2026-05-06T10:04:00Z" w:initials="AFVE">
-    <w:p>
-      <w:pPr>
-        <w:pStyle w:val="Textocomentario"/>
-      </w:pPr>
-      <w:r>
-        <w:rPr>
-          <w:rStyle w:val="Refdecomentario"/>
-        </w:rPr>
-        <w:annotationRef/>
-      </w:r>
-      <w:r>
-        <w:t>Texto alternativo:</w:t>
-      </w:r>
-    </w:p>
-    <w:p>
-      <w:pPr>
-        <w:pStyle w:val="Textocomentario"/>
-      </w:pPr>
-      <w:r>
-        <w:t xml:space="preserve">Figura 7 que representa un diagrama de afinidad en el que los requisitos se organizan colaborativamente en grupos temáticos —gestión de usuarios, reportes y </w:t>
-      </w:r>
-      <w:proofErr w:type="spellStart"/>
+        <w:t>analytics</w:t>
+      </w:r>
+      <w:r>
+        <w:t xml:space="preserve">, y seguridad— a partir de ideas registradas en </w:t>
+      </w:r>
       <w:r>
         <w:rPr>
           <w:i/>
           <w:iCs/>
         </w:rPr>
-        <w:t>analytics</w:t>
-      </w:r>
-      <w:proofErr w:type="spellEnd"/>
-      <w:r>
-        <w:t xml:space="preserve">, y seguridad— a partir de ideas registradas en </w:t>
-      </w:r>
-      <w:proofErr w:type="spellStart"/>
-      <w:r>
-        <w:rPr>
-          <w:i/>
-          <w:iCs/>
-        </w:rPr>
         <w:t>post-its</w:t>
       </w:r>
-      <w:proofErr w:type="spellEnd"/>
       <w:r>
         <w:t>, facilitando el análisis y la estructuración de la información.</w:t>
       </w:r>
@@ -32267,15 +30219,7 @@
         <w:pStyle w:val="Textocomentario"/>
       </w:pPr>
       <w:r>
-        <w:t xml:space="preserve">Figura 8 que representa una matriz de priorización tipo Eisenhower, en la que los requisitos se clasifican según su nivel de importancia y urgencia, permitiendo identificar tareas críticas, urgentes, </w:t>
-      </w:r>
-      <w:proofErr w:type="spellStart"/>
-      <w:r>
-        <w:t>planificables</w:t>
-      </w:r>
-      <w:proofErr w:type="spellEnd"/>
-      <w:r>
-        <w:t xml:space="preserve"> o prescindibles para apoyar la toma de decisiones.</w:t>
+        <w:t>Figura 8 que representa una matriz de priorización tipo Eisenhower, en la que los requisitos se clasifican según su nivel de importancia y urgencia, permitiendo identificar tareas críticas, urgentes, planificables o prescindibles para apoyar la toma de decisiones.</w:t>
       </w:r>
     </w:p>
   </w:comment>
@@ -32361,23 +30305,7 @@
         <w:t>9</w:t>
       </w:r>
       <w:r>
-        <w:t xml:space="preserve"> que presenta una matriz RACI aplicada a las actividades de levantamiento de requisitos, en la cual se identifican los roles de analista, cliente líder, </w:t>
-      </w:r>
-      <w:proofErr w:type="spellStart"/>
-      <w:r>
-        <w:t>Product</w:t>
-      </w:r>
-      <w:proofErr w:type="spellEnd"/>
-      <w:r>
-        <w:t xml:space="preserve"> </w:t>
-      </w:r>
-      <w:proofErr w:type="spellStart"/>
-      <w:r>
-        <w:t>Owner</w:t>
-      </w:r>
-      <w:proofErr w:type="spellEnd"/>
-      <w:r>
-        <w:t>, equipo de desarrollo y directivo</w:t>
+        <w:t xml:space="preserve"> que presenta una matriz RACI aplicada a las actividades de levantamiento de requisitos, en la cual se identifican los roles de analista, cliente líder, Product Owner, equipo de desarrollo y directivo</w:t>
       </w:r>
       <w:r>
         <w:t xml:space="preserve">; además, </w:t>
@@ -32429,54 +30357,16 @@
       <w:r>
         <w:t xml:space="preserve">, abordando su concepto, tipos y características. Posteriormente, se incorpora la elicitación de requisitos y las técnicas de recolección de información, como la interacción con usuarios, el análisis de documentos, los </w:t>
       </w:r>
-      <w:proofErr w:type="spellStart"/>
       <w:r>
         <w:rPr>
           <w:i/>
           <w:iCs/>
         </w:rPr>
-        <w:t>focus</w:t>
-      </w:r>
-      <w:proofErr w:type="spellEnd"/>
-      <w:r>
-        <w:rPr>
-          <w:i/>
-          <w:iCs/>
-        </w:rPr>
-        <w:t xml:space="preserve"> </w:t>
-      </w:r>
-      <w:proofErr w:type="spellStart"/>
-      <w:r>
-        <w:rPr>
-          <w:i/>
-          <w:iCs/>
-        </w:rPr>
-        <w:t>group</w:t>
-      </w:r>
-      <w:proofErr w:type="spellEnd"/>
-      <w:r>
-        <w:rPr>
-          <w:i/>
-          <w:iCs/>
-        </w:rPr>
-        <w:t xml:space="preserve"> </w:t>
-      </w:r>
-      <w:r>
-        <w:t xml:space="preserve">y los talleres de requisitos. Finalmente, el mapa integra los roles involucrados en el levantamiento y desarrollo de requisitos, destacando la participación coordinada de usuarios, cliente líder, </w:t>
-      </w:r>
-      <w:proofErr w:type="spellStart"/>
-      <w:r>
-        <w:t>Product</w:t>
-      </w:r>
-      <w:proofErr w:type="spellEnd"/>
-      <w:r>
-        <w:t xml:space="preserve"> </w:t>
-      </w:r>
-      <w:proofErr w:type="spellStart"/>
-      <w:r>
-        <w:t>Owner</w:t>
-      </w:r>
-      <w:proofErr w:type="spellEnd"/>
+        <w:t xml:space="preserve">focus group </w:t>
+      </w:r>
+      <w:r>
+        <w:t>y los talleres de requisitos. Finalmente, el mapa integra los roles involucrados en el levantamiento y desarrollo de requisitos, destacando la participación coordinada de usuarios, cliente líder, Product Owner</w:t>
+      </w:r>
       <w:r>
         <w:t xml:space="preserve"> (PO)</w:t>
       </w:r>
@@ -46607,6 +44497,10 @@
 </file>
 
 <file path=customXml/item1.xml><?xml version="1.0" encoding="utf-8"?>
+<b:Sources xmlns:b="http://schemas.openxmlformats.org/officeDocument/2006/bibliography" xmlns="http://schemas.openxmlformats.org/officeDocument/2006/bibliography" SelectedStyle="\APASixthEditionOfficeOnline.xsl" StyleName="APA" Version="6"/>
+</file>
+
+<file path=customXml/item2.xml><?xml version="1.0" encoding="utf-8"?>
 <ct:contentTypeSchema xmlns:ct="http://schemas.microsoft.com/office/2006/metadata/contentType" xmlns:ma="http://schemas.microsoft.com/office/2006/metadata/properties/metaAttributes" ct:_="" ma:_="" ma:contentTypeName="Documento" ma:contentTypeID="0x0101006A81D6BD42E8DF4C91013959704817E1" ma:contentTypeVersion="15" ma:contentTypeDescription="Crear nuevo documento." ma:contentTypeScope="" ma:versionID="bf4f72ffd194f0963ff564daca6869f7">
   <xsd:schema xmlns:xsd="http://www.w3.org/2001/XMLSchema" xmlns:xs="http://www.w3.org/2001/XMLSchema" xmlns:p="http://schemas.microsoft.com/office/2006/metadata/properties" xmlns:ns2="13c90a0b-73bc-4dc0-be5f-28d77b615beb" xmlns:ns3="13c93bba-48ce-428c-bfe5-88b42c19b028" targetNamespace="http://schemas.microsoft.com/office/2006/metadata/properties" ma:root="true" ma:fieldsID="8718d6f4873a5b1392a45044efa78385" ns2:_="" ns3:_="">
     <xsd:import namespace="13c90a0b-73bc-4dc0-be5f-28d77b615beb"/>
@@ -46841,11 +44735,16 @@
 </ct:contentTypeSchema>
 </file>
 
-<file path=customXml/item2.xml><?xml version="1.0" encoding="utf-8"?>
-<b:Sources xmlns:b="http://schemas.openxmlformats.org/officeDocument/2006/bibliography" xmlns="http://schemas.openxmlformats.org/officeDocument/2006/bibliography" SelectedStyle="\APASixthEditionOfficeOnline.xsl" StyleName="APA" Version="6"/>
+<file path=customXml/item3.xml><?xml version="1.0" encoding="utf-8"?>
+<?mso-contentType ?>
+<FormTemplates xmlns="http://schemas.microsoft.com/sharepoint/v3/contenttype/forms">
+  <Display>DocumentLibraryForm</Display>
+  <Edit>DocumentLibraryForm</Edit>
+  <New>DocumentLibraryForm</New>
+</FormTemplates>
 </file>
 
-<file path=customXml/item3.xml><?xml version="1.0" encoding="utf-8"?>
+<file path=customXml/item4.xml><?xml version="1.0" encoding="utf-8"?>
 <p:properties xmlns:p="http://schemas.microsoft.com/office/2006/metadata/properties" xmlns:xsi="http://www.w3.org/2001/XMLSchema-instance" xmlns:pc="http://schemas.microsoft.com/office/infopath/2007/PartnerControls">
   <documentManagement>
     <TaxCatchAll xmlns="13c90a0b-73bc-4dc0-be5f-28d77b615beb" xsi:nil="true"/>
@@ -46856,16 +44755,15 @@
 </p:properties>
 </file>
 
-<file path=customXml/item4.xml><?xml version="1.0" encoding="utf-8"?>
-<?mso-contentType ?>
-<FormTemplates xmlns="http://schemas.microsoft.com/sharepoint/v3/contenttype/forms">
-  <Display>DocumentLibraryForm</Display>
-  <Edit>DocumentLibraryForm</Edit>
-  <New>DocumentLibraryForm</New>
-</FormTemplates>
+<file path=customXml/itemProps1.xml><?xml version="1.0" encoding="utf-8"?>
+<ds:datastoreItem xmlns:ds="http://schemas.openxmlformats.org/officeDocument/2006/customXml" ds:itemID="{B600FCE9-E3ED-4ADF-BA5D-5986EEDE6AE0}">
+  <ds:schemaRefs>
+    <ds:schemaRef ds:uri="http://schemas.openxmlformats.org/officeDocument/2006/bibliography"/>
+  </ds:schemaRefs>
+</ds:datastoreItem>
 </file>
 
-<file path=customXml/itemProps1.xml><?xml version="1.0" encoding="utf-8"?>
+<file path=customXml/itemProps2.xml><?xml version="1.0" encoding="utf-8"?>
 <ds:datastoreItem xmlns:ds="http://schemas.openxmlformats.org/officeDocument/2006/customXml" ds:itemID="{76DE83B8-B182-41A1-95CC-89E976DABAE2}">
   <ds:schemaRefs>
     <ds:schemaRef ds:uri="http://schemas.microsoft.com/office/2006/metadata/contentType"/>
@@ -46884,15 +44782,15 @@
 </ds:datastoreItem>
 </file>
 
-<file path=customXml/itemProps2.xml><?xml version="1.0" encoding="utf-8"?>
-<ds:datastoreItem xmlns:ds="http://schemas.openxmlformats.org/officeDocument/2006/customXml" ds:itemID="{B600FCE9-E3ED-4ADF-BA5D-5986EEDE6AE0}">
+<file path=customXml/itemProps3.xml><?xml version="1.0" encoding="utf-8"?>
+<ds:datastoreItem xmlns:ds="http://schemas.openxmlformats.org/officeDocument/2006/customXml" ds:itemID="{A791F3FB-9D95-4E64-A8D3-94390ED20739}">
   <ds:schemaRefs>
-    <ds:schemaRef ds:uri="http://schemas.openxmlformats.org/officeDocument/2006/bibliography"/>
+    <ds:schemaRef ds:uri="http://schemas.microsoft.com/sharepoint/v3/contenttype/forms"/>
   </ds:schemaRefs>
 </ds:datastoreItem>
 </file>
 
-<file path=customXml/itemProps3.xml><?xml version="1.0" encoding="utf-8"?>
+<file path=customXml/itemProps4.xml><?xml version="1.0" encoding="utf-8"?>
 <ds:datastoreItem xmlns:ds="http://schemas.openxmlformats.org/officeDocument/2006/customXml" ds:itemID="{27A61F9F-8AF9-45FB-9EC6-D1A854A8871F}">
   <ds:schemaRefs>
     <ds:schemaRef ds:uri="http://schemas.microsoft.com/office/2006/metadata/properties"/>
@@ -46901,12 +44799,4 @@
     <ds:schemaRef ds:uri="13c93bba-48ce-428c-bfe5-88b42c19b028"/>
   </ds:schemaRefs>
 </ds:datastoreItem>
-</file>
-
-<file path=customXml/itemProps4.xml><?xml version="1.0" encoding="utf-8"?>
-<ds:datastoreItem xmlns:ds="http://schemas.openxmlformats.org/officeDocument/2006/customXml" ds:itemID="{A791F3FB-9D95-4E64-A8D3-94390ED20739}">
-  <ds:schemaRefs>
-    <ds:schemaRef ds:uri="http://schemas.microsoft.com/sharepoint/v3/contenttype/forms"/>
-  </ds:schemaRefs>
-</ds:datastoreItem>
 </file>